--- a/Documentos/Laboratorio/Anexo3-Seguridad-v1.docx
+++ b/Documentos/Laboratorio/Anexo3-Seguridad-v1.docx
@@ -23,7 +23,7 @@
         <w:jc w:val="center"/>
       </w:pPr>
       <w:r>
-        <w:t>Proyecto Centenario — Agente 1: Extensión Bot para la Secretaría de Extensión Universitaria de la FIE (Facultad de Ingeniería del Ejército, Universidad de la Defensa Nacional)</w:t>
+        <w:t>Proyecto Centenario, Agente 1: Extensión Bot para la Secretaría de Extensión Universitaria de la FIE (Facultad de Ingeniería del Ejército, Universidad de la Defensa Nacional)</w:t>
       </w:r>
       <w:r/>
       <w:r/>
@@ -293,7 +293,7 @@
                 <w:smallCaps/>
                 <w:u w:val="single"/>
               </w:rPr>
-              <w:t>Factores de Seguridad — NIST CSF (a nivel Sistema), OWASP Top 10 y OWASP Top 10 for LLM por ítem, MITRE ATT&amp;CK para las técnicas habilitadas</w:t>
+              <w:t>Factores de Seguridad: NIST CSF (a nivel Sistema), OWASP Top 10 y OWASP Top 10 for LLM por ítem, MITRE ATT&amp;CK para las técnicas habilitadas</w:t>
             </w:r>
             <w:r>
               <w:rPr>

--- a/Documentos/Laboratorio/Anexo3-Seguridad-v1.docx
+++ b/Documentos/Laboratorio/Anexo3-Seguridad-v1.docx
@@ -841,7 +841,7 @@
           </w:tcPr>
           <w:p>
             <w:r>
-              <w:t>Lectura fail-closed de la hoja y del registro</w:t>
+              <w:t>La prosa del pedido es dato, nunca instrucción</w:t>
             </w:r>
           </w:p>
         </w:tc>
@@ -917,7 +917,7 @@
           </w:tcPr>
           <w:p>
             <w:r>
-              <w:t>Canal</w:t>
+              <w:t>Interpretación</w:t>
             </w:r>
           </w:p>
         </w:tc>
@@ -927,7 +927,7 @@
           </w:tcPr>
           <w:p>
             <w:r>
-              <w:t>La prosa del pedido es dato, nunca instrucción</w:t>
+              <w:t>Catálogo cerrado de intenciones</w:t>
             </w:r>
           </w:p>
         </w:tc>
@@ -1013,7 +1013,7 @@
           </w:tcPr>
           <w:p>
             <w:r>
-              <w:t>Catálogo cerrado de intenciones</w:t>
+              <w:t>Registro sin prosa ni identidad en claro</w:t>
             </w:r>
           </w:p>
         </w:tc>
@@ -1099,7 +1099,7 @@
           </w:tcPr>
           <w:p>
             <w:r>
-              <w:t>Registro sin prosa ni identidad en claro</w:t>
+              <w:t>Fallback del intérprete validado contra contrato acotado</w:t>
             </w:r>
           </w:p>
         </w:tc>
@@ -1175,7 +1175,7 @@
           </w:tcPr>
           <w:p>
             <w:r>
-              <w:t>Interpretación</w:t>
+              <w:t>Generación</w:t>
             </w:r>
           </w:p>
         </w:tc>
@@ -1185,7 +1185,7 @@
           </w:tcPr>
           <w:p>
             <w:r>
-              <w:t>Fallback del intérprete validado contra contrato acotado</w:t>
+              <w:t>Gate de salida fail-closed</w:t>
             </w:r>
           </w:p>
         </w:tc>
@@ -1271,7 +1271,7 @@
           </w:tcPr>
           <w:p>
             <w:r>
-              <w:t>Allowlist de identificadores y control de escape de directorio</w:t>
+              <w:t>Marca de borrador revalidada en el destino</w:t>
             </w:r>
           </w:p>
         </w:tc>
@@ -1357,7 +1357,7 @@
           </w:tcPr>
           <w:p>
             <w:r>
-              <w:t>Auditoría de generación sin contenido</w:t>
+              <w:t>Modelo local sin salida a internet</w:t>
             </w:r>
           </w:p>
         </w:tc>
@@ -1433,7 +1433,7 @@
           </w:tcPr>
           <w:p>
             <w:r>
-              <w:t>Generación</w:t>
+              <w:t>Gates</w:t>
             </w:r>
           </w:p>
         </w:tc>
@@ -1443,7 +1443,7 @@
           </w:tcPr>
           <w:p>
             <w:r>
-              <w:t>Errores del modelo colapsados</w:t>
+              <w:t>Fail-closed por tipo y origen</w:t>
             </w:r>
           </w:p>
         </w:tc>
@@ -1519,7 +1519,7 @@
           </w:tcPr>
           <w:p>
             <w:r>
-              <w:t>Generación</w:t>
+              <w:t>Gates</w:t>
             </w:r>
           </w:p>
         </w:tc>
@@ -1529,7 +1529,7 @@
           </w:tcPr>
           <w:p>
             <w:r>
-              <w:t>Gate de salida fail-closed</w:t>
+              <w:t>Integridad del gate (SLO del 100 %)</w:t>
             </w:r>
           </w:p>
         </w:tc>
@@ -1605,7 +1605,7 @@
           </w:tcPr>
           <w:p>
             <w:r>
-              <w:t>Generación</w:t>
+              <w:t>Control de pagos</w:t>
             </w:r>
           </w:p>
         </w:tc>
@@ -1615,7 +1615,7 @@
           </w:tcPr>
           <w:p>
             <w:r>
-              <w:t>Marca de borrador revalidada en el destino</w:t>
+              <w:t>Buzón propio de sólo lectura</w:t>
             </w:r>
           </w:p>
         </w:tc>
@@ -1691,7 +1691,7 @@
           </w:tcPr>
           <w:p>
             <w:r>
-              <w:t>Generación</w:t>
+              <w:t>Control de pagos</w:t>
             </w:r>
           </w:p>
         </w:tc>
@@ -1701,7 +1701,7 @@
           </w:tcPr>
           <w:p>
             <w:r>
-              <w:t>Modelo local sin salida a internet</w:t>
+              <w:t>Nada se persiste; adjuntos hasheados en memoria</w:t>
             </w:r>
           </w:p>
         </w:tc>
@@ -1777,7 +1777,7 @@
           </w:tcPr>
           <w:p>
             <w:r>
-              <w:t>Gates</w:t>
+              <w:t>Control de pagos</w:t>
             </w:r>
           </w:p>
         </w:tc>
@@ -1787,7 +1787,7 @@
           </w:tcPr>
           <w:p>
             <w:r>
-              <w:t>Fail-closed por tipo y origen</w:t>
+              <w:t>Situación de pago derivada, sin estado propio</w:t>
             </w:r>
           </w:p>
         </w:tc>
@@ -1863,7 +1863,7 @@
           </w:tcPr>
           <w:p>
             <w:r>
-              <w:t>Gates</w:t>
+              <w:t>Aprobación</w:t>
             </w:r>
           </w:p>
         </w:tc>
@@ -1873,7 +1873,7 @@
           </w:tcPr>
           <w:p>
             <w:r>
-              <w:t>Integridad del gate (SLO del 100 %)</w:t>
+              <w:t>Identidad verificada por Google en el Form de decisiones</w:t>
             </w:r>
           </w:p>
         </w:tc>
@@ -1949,7 +1949,7 @@
           </w:tcPr>
           <w:p>
             <w:r>
-              <w:t>Control de pagos</w:t>
+              <w:t>Aprobación</w:t>
             </w:r>
           </w:p>
         </w:tc>
@@ -1959,7 +1959,7 @@
           </w:tcPr>
           <w:p>
             <w:r>
-              <w:t>Buzón propio de sólo lectura</w:t>
+              <w:t>Links alterados y objetos inexistentes se rechazan</w:t>
             </w:r>
           </w:p>
         </w:tc>
@@ -2035,7 +2035,7 @@
           </w:tcPr>
           <w:p>
             <w:r>
-              <w:t>Control de pagos</w:t>
+              <w:t>Aprobación</w:t>
             </w:r>
           </w:p>
         </w:tc>
@@ -2045,7 +2045,7 @@
           </w:tcPr>
           <w:p>
             <w:r>
-              <w:t>Nada se persiste; adjuntos hasheados en memoria</w:t>
+              <w:t>La aprobación ata el objeto por sha256</w:t>
             </w:r>
           </w:p>
         </w:tc>
@@ -2121,7 +2121,7 @@
           </w:tcPr>
           <w:p>
             <w:r>
-              <w:t>Control de pagos</w:t>
+              <w:t>Cola y envío</w:t>
             </w:r>
           </w:p>
         </w:tc>
@@ -2131,7 +2131,7 @@
           </w:tcPr>
           <w:p>
             <w:r>
-              <w:t>Situación de pago derivada, sin estado propio</w:t>
+              <w:t>Doble aprobación obligatoria por máquina de estados</w:t>
             </w:r>
           </w:p>
         </w:tc>
@@ -2207,7 +2207,7 @@
           </w:tcPr>
           <w:p>
             <w:r>
-              <w:t>Control de pagos</w:t>
+              <w:t>Cola y envío</w:t>
             </w:r>
           </w:p>
         </w:tc>
@@ -2217,7 +2217,7 @@
           </w:tcPr>
           <w:p>
             <w:r>
-              <w:t>Fuentes inválidas rechazadas enteras</w:t>
+              <w:t>Lista de prueba del envío</w:t>
             </w:r>
           </w:p>
         </w:tc>
@@ -2293,7 +2293,7 @@
           </w:tcPr>
           <w:p>
             <w:r>
-              <w:t>Aprobación</w:t>
+              <w:t>Cola y envío</w:t>
             </w:r>
           </w:p>
         </w:tc>
@@ -2303,7 +2303,7 @@
           </w:tcPr>
           <w:p>
             <w:r>
-              <w:t>Identidad verificada por Google en el Form de decisiones</w:t>
+              <w:t>Idempotencia durable y reconciliación</w:t>
             </w:r>
           </w:p>
         </w:tc>
@@ -2379,7 +2379,7 @@
           </w:tcPr>
           <w:p>
             <w:r>
-              <w:t>Aprobación</w:t>
+              <w:t>Persistencia y auditoría</w:t>
             </w:r>
           </w:p>
         </w:tc>
@@ -2389,7 +2389,7 @@
           </w:tcPr>
           <w:p>
             <w:r>
-              <w:t>Rol exigido por decisión (catálogo cerrado)</w:t>
+              <w:t>Almacenamiento de credenciales y contraseñas</w:t>
             </w:r>
           </w:p>
         </w:tc>
@@ -2465,7 +2465,7 @@
           </w:tcPr>
           <w:p>
             <w:r>
-              <w:t>Aprobación</w:t>
+              <w:t>Persistencia y auditoría</w:t>
             </w:r>
           </w:p>
         </w:tc>
@@ -2475,7 +2475,7 @@
           </w:tcPr>
           <w:p>
             <w:r>
-              <w:t>Links alterados y objetos inexistentes se rechazan</w:t>
+              <w:t>Auditoría y reportes sólo de códigos, conteos y hashes</w:t>
             </w:r>
           </w:p>
         </w:tc>
@@ -2551,7 +2551,7 @@
           </w:tcPr>
           <w:p>
             <w:r>
-              <w:t>Aprobación</w:t>
+              <w:t>Persistencia y auditoría</w:t>
             </w:r>
           </w:p>
         </w:tc>
@@ -2561,7 +2561,7 @@
           </w:tcPr>
           <w:p>
             <w:r>
-              <w:t>La aprobación ata el objeto por sha256</w:t>
+              <w:t>Registros durables fail-closed</w:t>
             </w:r>
           </w:p>
         </w:tc>
@@ -2637,7 +2637,7 @@
           </w:tcPr>
           <w:p>
             <w:r>
-              <w:t>Aprobación</w:t>
+              <w:t>Integraciones</w:t>
             </w:r>
           </w:p>
         </w:tc>
@@ -2647,7 +2647,7 @@
           </w:tcPr>
           <w:p>
             <w:r>
-              <w:t>Auditoría append-only con identidad hasheada</w:t>
+              <w:t>Allowlist de hosts del plano de datos</w:t>
             </w:r>
           </w:p>
         </w:tc>
@@ -2723,7 +2723,7 @@
           </w:tcPr>
           <w:p>
             <w:r>
-              <w:t>Cola y envío</w:t>
+              <w:t>Integraciones</w:t>
             </w:r>
           </w:p>
         </w:tc>
@@ -2733,7 +2733,7 @@
           </w:tcPr>
           <w:p>
             <w:r>
-              <w:t>Doble aprobación obligatoria por máquina de estados</w:t>
+              <w:t>El token nunca se guarda ni se registra</w:t>
             </w:r>
           </w:p>
         </w:tc>
@@ -2809,7 +2809,7 @@
           </w:tcPr>
           <w:p>
             <w:r>
-              <w:t>Cola y envío</w:t>
+              <w:t>Integraciones</w:t>
             </w:r>
           </w:p>
         </w:tc>
@@ -2819,7 +2819,7 @@
           </w:tcPr>
           <w:p>
             <w:r>
-              <w:t>Lista de prueba del envío</w:t>
+              <w:t>Cifrado en tránsito de las llamadas a Workspace (TLS)</w:t>
             </w:r>
           </w:p>
         </w:tc>
@@ -2895,7 +2895,7 @@
           </w:tcPr>
           <w:p>
             <w:r>
-              <w:t>Cola y envío</w:t>
+              <w:t>Google Workspace</w:t>
             </w:r>
           </w:p>
         </w:tc>
@@ -2905,7 +2905,7 @@
           </w:tcPr>
           <w:p>
             <w:r>
-              <w:t>Idempotencia durable y reconciliación</w:t>
+              <w:t>Mecanismo de identidad (eje 1, I)</w:t>
             </w:r>
           </w:p>
         </w:tc>
@@ -2981,7 +2981,7 @@
           </w:tcPr>
           <w:p>
             <w:r>
-              <w:t>Cola y envío</w:t>
+              <w:t>Google Workspace</w:t>
             </w:r>
           </w:p>
         </w:tc>
@@ -2991,7 +2991,7 @@
           </w:tcPr>
           <w:p>
             <w:r>
-              <w:t>Marca de borrador y adjunto acotado</w:t>
+              <w:t>Riesgo aceptado de la delegación sobre el dominio</w:t>
             </w:r>
           </w:p>
         </w:tc>
@@ -3067,7 +3067,7 @@
           </w:tcPr>
           <w:p>
             <w:r>
-              <w:t>Cola y envío</w:t>
+              <w:t>Google Workspace</w:t>
             </w:r>
           </w:p>
         </w:tc>
@@ -3077,7 +3077,7 @@
           </w:tcPr>
           <w:p>
             <w:r>
-              <w:t>Contrato de identificadores de Workspace</w:t>
+              <w:t>Custodia y transporte del secreto (eje 4, I + RA)</w:t>
             </w:r>
           </w:p>
         </w:tc>
@@ -3153,7 +3153,7 @@
           </w:tcPr>
           <w:p>
             <w:r>
-              <w:t>Cola y envío</w:t>
+              <w:t>Sistema</w:t>
             </w:r>
           </w:p>
         </w:tc>
@@ -3163,7 +3163,7 @@
           </w:tcPr>
           <w:p>
             <w:r>
-              <w:t>Deadline absoluto, tope por respuesta y 401/403 sin reintento</w:t>
+              <w:t>Secretos fuera del repo y del log</w:t>
             </w:r>
           </w:p>
         </w:tc>
@@ -3239,7 +3239,7 @@
           </w:tcPr>
           <w:p>
             <w:r>
-              <w:t>Persistencia y auditoría</w:t>
+              <w:t>Sistema</w:t>
             </w:r>
           </w:p>
         </w:tc>
@@ -3249,7 +3249,7 @@
           </w:tcPr>
           <w:p>
             <w:r>
-              <w:t>Almacenamiento de credenciales y contraseñas</w:t>
+              <w:t>Manifest de versión y arranque fail-closed</w:t>
             </w:r>
           </w:p>
         </w:tc>
@@ -3325,7 +3325,7 @@
           </w:tcPr>
           <w:p>
             <w:r>
-              <w:t>Persistencia y auditoría</w:t>
+              <w:t>Sistema</w:t>
             </w:r>
           </w:p>
         </w:tc>
@@ -3335,3619 +3335,7 @@
           </w:tcPr>
           <w:p>
             <w:r>
-              <w:t>Auditoría y reportes sólo de códigos, conteos y hashes</w:t>
-            </w:r>
-          </w:p>
-        </w:tc>
-        <w:tc>
-          <w:tcPr>
-            <w:tcW w:type="dxa" w:w="505"/>
-          </w:tcPr>
-          <w:p>
-            <w:r/>
-          </w:p>
-        </w:tc>
-        <w:tc>
-          <w:tcPr>
-            <w:tcW w:type="dxa" w:w="371"/>
-          </w:tcPr>
-          <w:p>
-            <w:r/>
-          </w:p>
-        </w:tc>
-        <w:tc>
-          <w:tcPr>
-            <w:tcW w:type="dxa" w:w="419"/>
-          </w:tcPr>
-          <w:p>
-            <w:r/>
-          </w:p>
-        </w:tc>
-        <w:tc>
-          <w:tcPr>
-            <w:tcW w:type="dxa" w:w="839"/>
-          </w:tcPr>
-          <w:p>
-            <w:r/>
-          </w:p>
-        </w:tc>
-        <w:tc>
-          <w:tcPr>
-            <w:tcW w:type="dxa" w:w="732"/>
-          </w:tcPr>
-          <w:p>
-            <w:r/>
-          </w:p>
-        </w:tc>
-        <w:tc>
-          <w:tcPr>
-            <w:tcW w:type="dxa" w:w="839"/>
-          </w:tcPr>
-          <w:p>
-            <w:r/>
-          </w:p>
-        </w:tc>
-        <w:tc>
-          <w:tcPr>
-            <w:tcW w:type="dxa" w:w="732"/>
-          </w:tcPr>
-          <w:p>
-            <w:r/>
-          </w:p>
-        </w:tc>
-        <w:tc>
-          <w:tcPr>
-            <w:tcW w:type="dxa" w:w="1081"/>
-          </w:tcPr>
-          <w:p>
-            <w:r/>
-          </w:p>
-        </w:tc>
-      </w:tr>
-      <w:tr>
-        <w:tc>
-          <w:tcPr>
-            <w:tcW w:type="dxa" w:w="1521"/>
-          </w:tcPr>
-          <w:p>
-            <w:r>
-              <w:t>Persistencia y auditoría</w:t>
-            </w:r>
-          </w:p>
-        </w:tc>
-        <w:tc>
-          <w:tcPr>
-            <w:tcW w:type="dxa" w:w="2305"/>
-          </w:tcPr>
-          <w:p>
-            <w:r>
-              <w:t>Retención acotada del registro</w:t>
-            </w:r>
-          </w:p>
-        </w:tc>
-        <w:tc>
-          <w:tcPr>
-            <w:tcW w:type="dxa" w:w="505"/>
-          </w:tcPr>
-          <w:p>
-            <w:r/>
-          </w:p>
-        </w:tc>
-        <w:tc>
-          <w:tcPr>
-            <w:tcW w:type="dxa" w:w="371"/>
-          </w:tcPr>
-          <w:p>
-            <w:r/>
-          </w:p>
-        </w:tc>
-        <w:tc>
-          <w:tcPr>
-            <w:tcW w:type="dxa" w:w="419"/>
-          </w:tcPr>
-          <w:p>
-            <w:r/>
-          </w:p>
-        </w:tc>
-        <w:tc>
-          <w:tcPr>
-            <w:tcW w:type="dxa" w:w="839"/>
-          </w:tcPr>
-          <w:p>
-            <w:r/>
-          </w:p>
-        </w:tc>
-        <w:tc>
-          <w:tcPr>
-            <w:tcW w:type="dxa" w:w="732"/>
-          </w:tcPr>
-          <w:p>
-            <w:r/>
-          </w:p>
-        </w:tc>
-        <w:tc>
-          <w:tcPr>
-            <w:tcW w:type="dxa" w:w="839"/>
-          </w:tcPr>
-          <w:p>
-            <w:r/>
-          </w:p>
-        </w:tc>
-        <w:tc>
-          <w:tcPr>
-            <w:tcW w:type="dxa" w:w="732"/>
-          </w:tcPr>
-          <w:p>
-            <w:r/>
-          </w:p>
-        </w:tc>
-        <w:tc>
-          <w:tcPr>
-            <w:tcW w:type="dxa" w:w="1081"/>
-          </w:tcPr>
-          <w:p>
-            <w:r/>
-          </w:p>
-        </w:tc>
-      </w:tr>
-      <w:tr>
-        <w:tc>
-          <w:tcPr>
-            <w:tcW w:type="dxa" w:w="1521"/>
-          </w:tcPr>
-          <w:p>
-            <w:r>
-              <w:t>Persistencia y auditoría</w:t>
-            </w:r>
-          </w:p>
-        </w:tc>
-        <w:tc>
-          <w:tcPr>
-            <w:tcW w:type="dxa" w:w="2305"/>
-          </w:tcPr>
-          <w:p>
-            <w:r>
-              <w:t>Registros durables fail-closed</w:t>
-            </w:r>
-          </w:p>
-        </w:tc>
-        <w:tc>
-          <w:tcPr>
-            <w:tcW w:type="dxa" w:w="505"/>
-          </w:tcPr>
-          <w:p>
-            <w:r/>
-          </w:p>
-        </w:tc>
-        <w:tc>
-          <w:tcPr>
-            <w:tcW w:type="dxa" w:w="371"/>
-          </w:tcPr>
-          <w:p>
-            <w:r/>
-          </w:p>
-        </w:tc>
-        <w:tc>
-          <w:tcPr>
-            <w:tcW w:type="dxa" w:w="419"/>
-          </w:tcPr>
-          <w:p>
-            <w:r/>
-          </w:p>
-        </w:tc>
-        <w:tc>
-          <w:tcPr>
-            <w:tcW w:type="dxa" w:w="839"/>
-          </w:tcPr>
-          <w:p>
-            <w:r/>
-          </w:p>
-        </w:tc>
-        <w:tc>
-          <w:tcPr>
-            <w:tcW w:type="dxa" w:w="732"/>
-          </w:tcPr>
-          <w:p>
-            <w:r/>
-          </w:p>
-        </w:tc>
-        <w:tc>
-          <w:tcPr>
-            <w:tcW w:type="dxa" w:w="839"/>
-          </w:tcPr>
-          <w:p>
-            <w:r/>
-          </w:p>
-        </w:tc>
-        <w:tc>
-          <w:tcPr>
-            <w:tcW w:type="dxa" w:w="732"/>
-          </w:tcPr>
-          <w:p>
-            <w:r/>
-          </w:p>
-        </w:tc>
-        <w:tc>
-          <w:tcPr>
-            <w:tcW w:type="dxa" w:w="1081"/>
-          </w:tcPr>
-          <w:p>
-            <w:r/>
-          </w:p>
-        </w:tc>
-      </w:tr>
-      <w:tr>
-        <w:tc>
-          <w:tcPr>
-            <w:tcW w:type="dxa" w:w="1521"/>
-          </w:tcPr>
-          <w:p>
-            <w:r>
-              <w:t>Persistencia y auditoría</w:t>
-            </w:r>
-          </w:p>
-        </w:tc>
-        <w:tc>
-          <w:tcPr>
-            <w:tcW w:type="dxa" w:w="2305"/>
-          </w:tcPr>
-          <w:p>
-            <w:r>
-              <w:t>Contratos operativos no destructivos</w:t>
-            </w:r>
-          </w:p>
-        </w:tc>
-        <w:tc>
-          <w:tcPr>
-            <w:tcW w:type="dxa" w:w="505"/>
-          </w:tcPr>
-          <w:p>
-            <w:r/>
-          </w:p>
-        </w:tc>
-        <w:tc>
-          <w:tcPr>
-            <w:tcW w:type="dxa" w:w="371"/>
-          </w:tcPr>
-          <w:p>
-            <w:r/>
-          </w:p>
-        </w:tc>
-        <w:tc>
-          <w:tcPr>
-            <w:tcW w:type="dxa" w:w="419"/>
-          </w:tcPr>
-          <w:p>
-            <w:r/>
-          </w:p>
-        </w:tc>
-        <w:tc>
-          <w:tcPr>
-            <w:tcW w:type="dxa" w:w="839"/>
-          </w:tcPr>
-          <w:p>
-            <w:r/>
-          </w:p>
-        </w:tc>
-        <w:tc>
-          <w:tcPr>
-            <w:tcW w:type="dxa" w:w="732"/>
-          </w:tcPr>
-          <w:p>
-            <w:r/>
-          </w:p>
-        </w:tc>
-        <w:tc>
-          <w:tcPr>
-            <w:tcW w:type="dxa" w:w="839"/>
-          </w:tcPr>
-          <w:p>
-            <w:r/>
-          </w:p>
-        </w:tc>
-        <w:tc>
-          <w:tcPr>
-            <w:tcW w:type="dxa" w:w="732"/>
-          </w:tcPr>
-          <w:p>
-            <w:r/>
-          </w:p>
-        </w:tc>
-        <w:tc>
-          <w:tcPr>
-            <w:tcW w:type="dxa" w:w="1081"/>
-          </w:tcPr>
-          <w:p>
-            <w:r/>
-          </w:p>
-        </w:tc>
-      </w:tr>
-      <w:tr>
-        <w:tc>
-          <w:tcPr>
-            <w:tcW w:type="dxa" w:w="1521"/>
-          </w:tcPr>
-          <w:p>
-            <w:r>
-              <w:t>Persistencia y auditoría</w:t>
-            </w:r>
-          </w:p>
-        </w:tc>
-        <w:tc>
-          <w:tcPr>
-            <w:tcW w:type="dxa" w:w="2305"/>
-          </w:tcPr>
-          <w:p>
-            <w:r>
-              <w:t>Identidad de versión en cada registro</w:t>
-            </w:r>
-          </w:p>
-        </w:tc>
-        <w:tc>
-          <w:tcPr>
-            <w:tcW w:type="dxa" w:w="505"/>
-          </w:tcPr>
-          <w:p>
-            <w:r/>
-          </w:p>
-        </w:tc>
-        <w:tc>
-          <w:tcPr>
-            <w:tcW w:type="dxa" w:w="371"/>
-          </w:tcPr>
-          <w:p>
-            <w:r/>
-          </w:p>
-        </w:tc>
-        <w:tc>
-          <w:tcPr>
-            <w:tcW w:type="dxa" w:w="419"/>
-          </w:tcPr>
-          <w:p>
-            <w:r/>
-          </w:p>
-        </w:tc>
-        <w:tc>
-          <w:tcPr>
-            <w:tcW w:type="dxa" w:w="839"/>
-          </w:tcPr>
-          <w:p>
-            <w:r/>
-          </w:p>
-        </w:tc>
-        <w:tc>
-          <w:tcPr>
-            <w:tcW w:type="dxa" w:w="732"/>
-          </w:tcPr>
-          <w:p>
-            <w:r/>
-          </w:p>
-        </w:tc>
-        <w:tc>
-          <w:tcPr>
-            <w:tcW w:type="dxa" w:w="839"/>
-          </w:tcPr>
-          <w:p>
-            <w:r/>
-          </w:p>
-        </w:tc>
-        <w:tc>
-          <w:tcPr>
-            <w:tcW w:type="dxa" w:w="732"/>
-          </w:tcPr>
-          <w:p>
-            <w:r/>
-          </w:p>
-        </w:tc>
-        <w:tc>
-          <w:tcPr>
-            <w:tcW w:type="dxa" w:w="1081"/>
-          </w:tcPr>
-          <w:p>
-            <w:r/>
-          </w:p>
-        </w:tc>
-      </w:tr>
-      <w:tr>
-        <w:tc>
-          <w:tcPr>
-            <w:tcW w:type="dxa" w:w="1521"/>
-          </w:tcPr>
-          <w:p>
-            <w:r>
-              <w:t>Integraciones</w:t>
-            </w:r>
-          </w:p>
-        </w:tc>
-        <w:tc>
-          <w:tcPr>
-            <w:tcW w:type="dxa" w:w="2305"/>
-          </w:tcPr>
-          <w:p>
-            <w:r>
-              <w:t>Allowlist de hosts del plano de datos</w:t>
-            </w:r>
-          </w:p>
-        </w:tc>
-        <w:tc>
-          <w:tcPr>
-            <w:tcW w:type="dxa" w:w="505"/>
-          </w:tcPr>
-          <w:p>
-            <w:r/>
-          </w:p>
-        </w:tc>
-        <w:tc>
-          <w:tcPr>
-            <w:tcW w:type="dxa" w:w="371"/>
-          </w:tcPr>
-          <w:p>
-            <w:r/>
-          </w:p>
-        </w:tc>
-        <w:tc>
-          <w:tcPr>
-            <w:tcW w:type="dxa" w:w="419"/>
-          </w:tcPr>
-          <w:p>
-            <w:r/>
-          </w:p>
-        </w:tc>
-        <w:tc>
-          <w:tcPr>
-            <w:tcW w:type="dxa" w:w="839"/>
-          </w:tcPr>
-          <w:p>
-            <w:r/>
-          </w:p>
-        </w:tc>
-        <w:tc>
-          <w:tcPr>
-            <w:tcW w:type="dxa" w:w="732"/>
-          </w:tcPr>
-          <w:p>
-            <w:r/>
-          </w:p>
-        </w:tc>
-        <w:tc>
-          <w:tcPr>
-            <w:tcW w:type="dxa" w:w="839"/>
-          </w:tcPr>
-          <w:p>
-            <w:r/>
-          </w:p>
-        </w:tc>
-        <w:tc>
-          <w:tcPr>
-            <w:tcW w:type="dxa" w:w="732"/>
-          </w:tcPr>
-          <w:p>
-            <w:r/>
-          </w:p>
-        </w:tc>
-        <w:tc>
-          <w:tcPr>
-            <w:tcW w:type="dxa" w:w="1081"/>
-          </w:tcPr>
-          <w:p>
-            <w:r/>
-          </w:p>
-        </w:tc>
-      </w:tr>
-      <w:tr>
-        <w:tc>
-          <w:tcPr>
-            <w:tcW w:type="dxa" w:w="1521"/>
-          </w:tcPr>
-          <w:p>
-            <w:r>
-              <w:t>Integraciones</w:t>
-            </w:r>
-          </w:p>
-        </w:tc>
-        <w:tc>
-          <w:tcPr>
-            <w:tcW w:type="dxa" w:w="2305"/>
-          </w:tcPr>
-          <w:p>
-            <w:r>
-              <w:t>El token nunca se guarda ni se registra</w:t>
-            </w:r>
-          </w:p>
-        </w:tc>
-        <w:tc>
-          <w:tcPr>
-            <w:tcW w:type="dxa" w:w="505"/>
-          </w:tcPr>
-          <w:p>
-            <w:r/>
-          </w:p>
-        </w:tc>
-        <w:tc>
-          <w:tcPr>
-            <w:tcW w:type="dxa" w:w="371"/>
-          </w:tcPr>
-          <w:p>
-            <w:r/>
-          </w:p>
-        </w:tc>
-        <w:tc>
-          <w:tcPr>
-            <w:tcW w:type="dxa" w:w="419"/>
-          </w:tcPr>
-          <w:p>
-            <w:r/>
-          </w:p>
-        </w:tc>
-        <w:tc>
-          <w:tcPr>
-            <w:tcW w:type="dxa" w:w="839"/>
-          </w:tcPr>
-          <w:p>
-            <w:r/>
-          </w:p>
-        </w:tc>
-        <w:tc>
-          <w:tcPr>
-            <w:tcW w:type="dxa" w:w="732"/>
-          </w:tcPr>
-          <w:p>
-            <w:r/>
-          </w:p>
-        </w:tc>
-        <w:tc>
-          <w:tcPr>
-            <w:tcW w:type="dxa" w:w="839"/>
-          </w:tcPr>
-          <w:p>
-            <w:r/>
-          </w:p>
-        </w:tc>
-        <w:tc>
-          <w:tcPr>
-            <w:tcW w:type="dxa" w:w="732"/>
-          </w:tcPr>
-          <w:p>
-            <w:r/>
-          </w:p>
-        </w:tc>
-        <w:tc>
-          <w:tcPr>
-            <w:tcW w:type="dxa" w:w="1081"/>
-          </w:tcPr>
-          <w:p>
-            <w:r/>
-          </w:p>
-        </w:tc>
-      </w:tr>
-      <w:tr>
-        <w:tc>
-          <w:tcPr>
-            <w:tcW w:type="dxa" w:w="1521"/>
-          </w:tcPr>
-          <w:p>
-            <w:r>
-              <w:t>Integraciones</w:t>
-            </w:r>
-          </w:p>
-        </w:tc>
-        <w:tc>
-          <w:tcPr>
-            <w:tcW w:type="dxa" w:w="2305"/>
-          </w:tcPr>
-          <w:p>
-            <w:r>
-              <w:t>Cifrado en tránsito de las llamadas a Workspace (TLS)</w:t>
-            </w:r>
-          </w:p>
-        </w:tc>
-        <w:tc>
-          <w:tcPr>
-            <w:tcW w:type="dxa" w:w="505"/>
-          </w:tcPr>
-          <w:p>
-            <w:r/>
-          </w:p>
-        </w:tc>
-        <w:tc>
-          <w:tcPr>
-            <w:tcW w:type="dxa" w:w="371"/>
-          </w:tcPr>
-          <w:p>
-            <w:r/>
-          </w:p>
-        </w:tc>
-        <w:tc>
-          <w:tcPr>
-            <w:tcW w:type="dxa" w:w="419"/>
-          </w:tcPr>
-          <w:p>
-            <w:r/>
-          </w:p>
-        </w:tc>
-        <w:tc>
-          <w:tcPr>
-            <w:tcW w:type="dxa" w:w="839"/>
-          </w:tcPr>
-          <w:p>
-            <w:r/>
-          </w:p>
-        </w:tc>
-        <w:tc>
-          <w:tcPr>
-            <w:tcW w:type="dxa" w:w="732"/>
-          </w:tcPr>
-          <w:p>
-            <w:r/>
-          </w:p>
-        </w:tc>
-        <w:tc>
-          <w:tcPr>
-            <w:tcW w:type="dxa" w:w="839"/>
-          </w:tcPr>
-          <w:p>
-            <w:r/>
-          </w:p>
-        </w:tc>
-        <w:tc>
-          <w:tcPr>
-            <w:tcW w:type="dxa" w:w="732"/>
-          </w:tcPr>
-          <w:p>
-            <w:r/>
-          </w:p>
-        </w:tc>
-        <w:tc>
-          <w:tcPr>
-            <w:tcW w:type="dxa" w:w="1081"/>
-          </w:tcPr>
-          <w:p>
-            <w:r/>
-          </w:p>
-        </w:tc>
-      </w:tr>
-      <w:tr>
-        <w:tc>
-          <w:tcPr>
-            <w:tcW w:type="dxa" w:w="1521"/>
-          </w:tcPr>
-          <w:p>
-            <w:r>
-              <w:t>Integraciones</w:t>
-            </w:r>
-          </w:p>
-        </w:tc>
-        <w:tc>
-          <w:tcPr>
-            <w:tcW w:type="dxa" w:w="2305"/>
-          </w:tcPr>
-          <w:p>
-            <w:r>
-              <w:t>Escribir es siempre crear nuevo</w:t>
-            </w:r>
-          </w:p>
-        </w:tc>
-        <w:tc>
-          <w:tcPr>
-            <w:tcW w:type="dxa" w:w="505"/>
-          </w:tcPr>
-          <w:p>
-            <w:r/>
-          </w:p>
-        </w:tc>
-        <w:tc>
-          <w:tcPr>
-            <w:tcW w:type="dxa" w:w="371"/>
-          </w:tcPr>
-          <w:p>
-            <w:r/>
-          </w:p>
-        </w:tc>
-        <w:tc>
-          <w:tcPr>
-            <w:tcW w:type="dxa" w:w="419"/>
-          </w:tcPr>
-          <w:p>
-            <w:r/>
-          </w:p>
-        </w:tc>
-        <w:tc>
-          <w:tcPr>
-            <w:tcW w:type="dxa" w:w="839"/>
-          </w:tcPr>
-          <w:p>
-            <w:r/>
-          </w:p>
-        </w:tc>
-        <w:tc>
-          <w:tcPr>
-            <w:tcW w:type="dxa" w:w="732"/>
-          </w:tcPr>
-          <w:p>
-            <w:r/>
-          </w:p>
-        </w:tc>
-        <w:tc>
-          <w:tcPr>
-            <w:tcW w:type="dxa" w:w="839"/>
-          </w:tcPr>
-          <w:p>
-            <w:r/>
-          </w:p>
-        </w:tc>
-        <w:tc>
-          <w:tcPr>
-            <w:tcW w:type="dxa" w:w="732"/>
-          </w:tcPr>
-          <w:p>
-            <w:r/>
-          </w:p>
-        </w:tc>
-        <w:tc>
-          <w:tcPr>
-            <w:tcW w:type="dxa" w:w="1081"/>
-          </w:tcPr>
-          <w:p>
-            <w:r/>
-          </w:p>
-        </w:tc>
-      </w:tr>
-      <w:tr>
-        <w:tc>
-          <w:tcPr>
-            <w:tcW w:type="dxa" w:w="1521"/>
-          </w:tcPr>
-          <w:p>
-            <w:r>
-              <w:t>Integraciones</w:t>
-            </w:r>
-          </w:p>
-        </w:tc>
-        <w:tc>
-          <w:tcPr>
-            <w:tcW w:type="dxa" w:w="2305"/>
-          </w:tcPr>
-          <w:p>
-            <w:r>
-              <w:t>Transporte HTTP a mano, superficie enumerable</w:t>
-            </w:r>
-          </w:p>
-        </w:tc>
-        <w:tc>
-          <w:tcPr>
-            <w:tcW w:type="dxa" w:w="505"/>
-          </w:tcPr>
-          <w:p>
-            <w:r/>
-          </w:p>
-        </w:tc>
-        <w:tc>
-          <w:tcPr>
-            <w:tcW w:type="dxa" w:w="371"/>
-          </w:tcPr>
-          <w:p>
-            <w:r/>
-          </w:p>
-        </w:tc>
-        <w:tc>
-          <w:tcPr>
-            <w:tcW w:type="dxa" w:w="419"/>
-          </w:tcPr>
-          <w:p>
-            <w:r/>
-          </w:p>
-        </w:tc>
-        <w:tc>
-          <w:tcPr>
-            <w:tcW w:type="dxa" w:w="839"/>
-          </w:tcPr>
-          <w:p>
-            <w:r/>
-          </w:p>
-        </w:tc>
-        <w:tc>
-          <w:tcPr>
-            <w:tcW w:type="dxa" w:w="732"/>
-          </w:tcPr>
-          <w:p>
-            <w:r/>
-          </w:p>
-        </w:tc>
-        <w:tc>
-          <w:tcPr>
-            <w:tcW w:type="dxa" w:w="839"/>
-          </w:tcPr>
-          <w:p>
-            <w:r/>
-          </w:p>
-        </w:tc>
-        <w:tc>
-          <w:tcPr>
-            <w:tcW w:type="dxa" w:w="732"/>
-          </w:tcPr>
-          <w:p>
-            <w:r/>
-          </w:p>
-        </w:tc>
-        <w:tc>
-          <w:tcPr>
-            <w:tcW w:type="dxa" w:w="1081"/>
-          </w:tcPr>
-          <w:p>
-            <w:r/>
-          </w:p>
-        </w:tc>
-      </w:tr>
-      <w:tr>
-        <w:tc>
-          <w:tcPr>
-            <w:tcW w:type="dxa" w:w="1521"/>
-          </w:tcPr>
-          <w:p>
-            <w:r>
-              <w:t>Google Workspace</w:t>
-            </w:r>
-          </w:p>
-        </w:tc>
-        <w:tc>
-          <w:tcPr>
-            <w:tcW w:type="dxa" w:w="2305"/>
-          </w:tcPr>
-          <w:p>
-            <w:r>
-              <w:t>Mecanismo de identidad (eje 1, I)</w:t>
-            </w:r>
-          </w:p>
-        </w:tc>
-        <w:tc>
-          <w:tcPr>
-            <w:tcW w:type="dxa" w:w="505"/>
-          </w:tcPr>
-          <w:p>
-            <w:r/>
-          </w:p>
-        </w:tc>
-        <w:tc>
-          <w:tcPr>
-            <w:tcW w:type="dxa" w:w="371"/>
-          </w:tcPr>
-          <w:p>
-            <w:r/>
-          </w:p>
-        </w:tc>
-        <w:tc>
-          <w:tcPr>
-            <w:tcW w:type="dxa" w:w="419"/>
-          </w:tcPr>
-          <w:p>
-            <w:r/>
-          </w:p>
-        </w:tc>
-        <w:tc>
-          <w:tcPr>
-            <w:tcW w:type="dxa" w:w="839"/>
-          </w:tcPr>
-          <w:p>
-            <w:r/>
-          </w:p>
-        </w:tc>
-        <w:tc>
-          <w:tcPr>
-            <w:tcW w:type="dxa" w:w="732"/>
-          </w:tcPr>
-          <w:p>
-            <w:r/>
-          </w:p>
-        </w:tc>
-        <w:tc>
-          <w:tcPr>
-            <w:tcW w:type="dxa" w:w="839"/>
-          </w:tcPr>
-          <w:p>
-            <w:r/>
-          </w:p>
-        </w:tc>
-        <w:tc>
-          <w:tcPr>
-            <w:tcW w:type="dxa" w:w="732"/>
-          </w:tcPr>
-          <w:p>
-            <w:r/>
-          </w:p>
-        </w:tc>
-        <w:tc>
-          <w:tcPr>
-            <w:tcW w:type="dxa" w:w="1081"/>
-          </w:tcPr>
-          <w:p>
-            <w:r/>
-          </w:p>
-        </w:tc>
-      </w:tr>
-      <w:tr>
-        <w:tc>
-          <w:tcPr>
-            <w:tcW w:type="dxa" w:w="1521"/>
-          </w:tcPr>
-          <w:p>
-            <w:r>
-              <w:t>Google Workspace</w:t>
-            </w:r>
-          </w:p>
-        </w:tc>
-        <w:tc>
-          <w:tcPr>
-            <w:tcW w:type="dxa" w:w="2305"/>
-          </w:tcPr>
-          <w:p>
-            <w:r>
-              <w:t>2SV de la cuenta técnica (eje 2, P)</w:t>
-            </w:r>
-          </w:p>
-        </w:tc>
-        <w:tc>
-          <w:tcPr>
-            <w:tcW w:type="dxa" w:w="505"/>
-          </w:tcPr>
-          <w:p>
-            <w:r/>
-          </w:p>
-        </w:tc>
-        <w:tc>
-          <w:tcPr>
-            <w:tcW w:type="dxa" w:w="371"/>
-          </w:tcPr>
-          <w:p>
-            <w:r/>
-          </w:p>
-        </w:tc>
-        <w:tc>
-          <w:tcPr>
-            <w:tcW w:type="dxa" w:w="419"/>
-          </w:tcPr>
-          <w:p>
-            <w:r/>
-          </w:p>
-        </w:tc>
-        <w:tc>
-          <w:tcPr>
-            <w:tcW w:type="dxa" w:w="839"/>
-          </w:tcPr>
-          <w:p>
-            <w:r/>
-          </w:p>
-        </w:tc>
-        <w:tc>
-          <w:tcPr>
-            <w:tcW w:type="dxa" w:w="732"/>
-          </w:tcPr>
-          <w:p>
-            <w:r/>
-          </w:p>
-        </w:tc>
-        <w:tc>
-          <w:tcPr>
-            <w:tcW w:type="dxa" w:w="839"/>
-          </w:tcPr>
-          <w:p>
-            <w:r/>
-          </w:p>
-        </w:tc>
-        <w:tc>
-          <w:tcPr>
-            <w:tcW w:type="dxa" w:w="732"/>
-          </w:tcPr>
-          <w:p>
-            <w:r/>
-          </w:p>
-        </w:tc>
-        <w:tc>
-          <w:tcPr>
-            <w:tcW w:type="dxa" w:w="1081"/>
-          </w:tcPr>
-          <w:p>
-            <w:r/>
-          </w:p>
-        </w:tc>
-      </w:tr>
-      <w:tr>
-        <w:tc>
-          <w:tcPr>
-            <w:tcW w:type="dxa" w:w="1521"/>
-          </w:tcPr>
-          <w:p>
-            <w:r>
-              <w:t>Google Workspace</w:t>
-            </w:r>
-          </w:p>
-        </w:tc>
-        <w:tc>
-          <w:tcPr>
-            <w:tcW w:type="dxa" w:w="2305"/>
-          </w:tcPr>
-          <w:p>
-            <w:r>
-              <w:t>Riesgo aceptado de la delegación sobre el dominio</w:t>
-            </w:r>
-          </w:p>
-        </w:tc>
-        <w:tc>
-          <w:tcPr>
-            <w:tcW w:type="dxa" w:w="505"/>
-          </w:tcPr>
-          <w:p>
-            <w:r/>
-          </w:p>
-        </w:tc>
-        <w:tc>
-          <w:tcPr>
-            <w:tcW w:type="dxa" w:w="371"/>
-          </w:tcPr>
-          <w:p>
-            <w:r/>
-          </w:p>
-        </w:tc>
-        <w:tc>
-          <w:tcPr>
-            <w:tcW w:type="dxa" w:w="419"/>
-          </w:tcPr>
-          <w:p>
-            <w:r/>
-          </w:p>
-        </w:tc>
-        <w:tc>
-          <w:tcPr>
-            <w:tcW w:type="dxa" w:w="839"/>
-          </w:tcPr>
-          <w:p>
-            <w:r/>
-          </w:p>
-        </w:tc>
-        <w:tc>
-          <w:tcPr>
-            <w:tcW w:type="dxa" w:w="732"/>
-          </w:tcPr>
-          <w:p>
-            <w:r/>
-          </w:p>
-        </w:tc>
-        <w:tc>
-          <w:tcPr>
-            <w:tcW w:type="dxa" w:w="839"/>
-          </w:tcPr>
-          <w:p>
-            <w:r/>
-          </w:p>
-        </w:tc>
-        <w:tc>
-          <w:tcPr>
-            <w:tcW w:type="dxa" w:w="732"/>
-          </w:tcPr>
-          <w:p>
-            <w:r/>
-          </w:p>
-        </w:tc>
-        <w:tc>
-          <w:tcPr>
-            <w:tcW w:type="dxa" w:w="1081"/>
-          </w:tcPr>
-          <w:p>
-            <w:r/>
-          </w:p>
-        </w:tc>
-      </w:tr>
-      <w:tr>
-        <w:tc>
-          <w:tcPr>
-            <w:tcW w:type="dxa" w:w="1521"/>
-          </w:tcPr>
-          <w:p>
-            <w:r>
-              <w:t>Google Workspace</w:t>
-            </w:r>
-          </w:p>
-        </w:tc>
-        <w:tc>
-          <w:tcPr>
-            <w:tcW w:type="dxa" w:w="2305"/>
-          </w:tcPr>
-          <w:p>
-            <w:r>
-              <w:t>Scopes por ambiente (eje 3, I)</w:t>
-            </w:r>
-          </w:p>
-        </w:tc>
-        <w:tc>
-          <w:tcPr>
-            <w:tcW w:type="dxa" w:w="505"/>
-          </w:tcPr>
-          <w:p>
-            <w:r/>
-          </w:p>
-        </w:tc>
-        <w:tc>
-          <w:tcPr>
-            <w:tcW w:type="dxa" w:w="371"/>
-          </w:tcPr>
-          <w:p>
-            <w:r/>
-          </w:p>
-        </w:tc>
-        <w:tc>
-          <w:tcPr>
-            <w:tcW w:type="dxa" w:w="419"/>
-          </w:tcPr>
-          <w:p>
-            <w:r/>
-          </w:p>
-        </w:tc>
-        <w:tc>
-          <w:tcPr>
-            <w:tcW w:type="dxa" w:w="839"/>
-          </w:tcPr>
-          <w:p>
-            <w:r/>
-          </w:p>
-        </w:tc>
-        <w:tc>
-          <w:tcPr>
-            <w:tcW w:type="dxa" w:w="732"/>
-          </w:tcPr>
-          <w:p>
-            <w:r/>
-          </w:p>
-        </w:tc>
-        <w:tc>
-          <w:tcPr>
-            <w:tcW w:type="dxa" w:w="839"/>
-          </w:tcPr>
-          <w:p>
-            <w:r/>
-          </w:p>
-        </w:tc>
-        <w:tc>
-          <w:tcPr>
-            <w:tcW w:type="dxa" w:w="732"/>
-          </w:tcPr>
-          <w:p>
-            <w:r/>
-          </w:p>
-        </w:tc>
-        <w:tc>
-          <w:tcPr>
-            <w:tcW w:type="dxa" w:w="1081"/>
-          </w:tcPr>
-          <w:p>
-            <w:r/>
-          </w:p>
-        </w:tc>
-      </w:tr>
-      <w:tr>
-        <w:tc>
-          <w:tcPr>
-            <w:tcW w:type="dxa" w:w="1521"/>
-          </w:tcPr>
-          <w:p>
-            <w:r>
-              <w:t>Google Workspace</w:t>
-            </w:r>
-          </w:p>
-        </w:tc>
-        <w:tc>
-          <w:tcPr>
-            <w:tcW w:type="dxa" w:w="2305"/>
-          </w:tcPr>
-          <w:p>
-            <w:r>
-              <w:t>Ítems que exigen Workspace Standard o Plus (eje 6, P)</w:t>
-            </w:r>
-          </w:p>
-        </w:tc>
-        <w:tc>
-          <w:tcPr>
-            <w:tcW w:type="dxa" w:w="505"/>
-          </w:tcPr>
-          <w:p>
-            <w:r/>
-          </w:p>
-        </w:tc>
-        <w:tc>
-          <w:tcPr>
-            <w:tcW w:type="dxa" w:w="371"/>
-          </w:tcPr>
-          <w:p>
-            <w:r/>
-          </w:p>
-        </w:tc>
-        <w:tc>
-          <w:tcPr>
-            <w:tcW w:type="dxa" w:w="419"/>
-          </w:tcPr>
-          <w:p>
-            <w:r/>
-          </w:p>
-        </w:tc>
-        <w:tc>
-          <w:tcPr>
-            <w:tcW w:type="dxa" w:w="839"/>
-          </w:tcPr>
-          <w:p>
-            <w:r/>
-          </w:p>
-        </w:tc>
-        <w:tc>
-          <w:tcPr>
-            <w:tcW w:type="dxa" w:w="732"/>
-          </w:tcPr>
-          <w:p>
-            <w:r/>
-          </w:p>
-        </w:tc>
-        <w:tc>
-          <w:tcPr>
-            <w:tcW w:type="dxa" w:w="839"/>
-          </w:tcPr>
-          <w:p>
-            <w:r/>
-          </w:p>
-        </w:tc>
-        <w:tc>
-          <w:tcPr>
-            <w:tcW w:type="dxa" w:w="732"/>
-          </w:tcPr>
-          <w:p>
-            <w:r/>
-          </w:p>
-        </w:tc>
-        <w:tc>
-          <w:tcPr>
-            <w:tcW w:type="dxa" w:w="1081"/>
-          </w:tcPr>
-          <w:p>
-            <w:r/>
-          </w:p>
-        </w:tc>
-      </w:tr>
-      <w:tr>
-        <w:tc>
-          <w:tcPr>
-            <w:tcW w:type="dxa" w:w="1521"/>
-          </w:tcPr>
-          <w:p>
-            <w:r>
-              <w:t>Google Workspace</w:t>
-            </w:r>
-          </w:p>
-        </w:tc>
-        <w:tc>
-          <w:tcPr>
-            <w:tcW w:type="dxa" w:w="2305"/>
-          </w:tcPr>
-          <w:p>
-            <w:r>
-              <w:t>Custodia y transporte del secreto (eje 4, I + RA)</w:t>
-            </w:r>
-          </w:p>
-        </w:tc>
-        <w:tc>
-          <w:tcPr>
-            <w:tcW w:type="dxa" w:w="505"/>
-          </w:tcPr>
-          <w:p>
-            <w:r/>
-          </w:p>
-        </w:tc>
-        <w:tc>
-          <w:tcPr>
-            <w:tcW w:type="dxa" w:w="371"/>
-          </w:tcPr>
-          <w:p>
-            <w:r/>
-          </w:p>
-        </w:tc>
-        <w:tc>
-          <w:tcPr>
-            <w:tcW w:type="dxa" w:w="419"/>
-          </w:tcPr>
-          <w:p>
-            <w:r/>
-          </w:p>
-        </w:tc>
-        <w:tc>
-          <w:tcPr>
-            <w:tcW w:type="dxa" w:w="839"/>
-          </w:tcPr>
-          <w:p>
-            <w:r/>
-          </w:p>
-        </w:tc>
-        <w:tc>
-          <w:tcPr>
-            <w:tcW w:type="dxa" w:w="732"/>
-          </w:tcPr>
-          <w:p>
-            <w:r/>
-          </w:p>
-        </w:tc>
-        <w:tc>
-          <w:tcPr>
-            <w:tcW w:type="dxa" w:w="839"/>
-          </w:tcPr>
-          <w:p>
-            <w:r/>
-          </w:p>
-        </w:tc>
-        <w:tc>
-          <w:tcPr>
-            <w:tcW w:type="dxa" w:w="732"/>
-          </w:tcPr>
-          <w:p>
-            <w:r/>
-          </w:p>
-        </w:tc>
-        <w:tc>
-          <w:tcPr>
-            <w:tcW w:type="dxa" w:w="1081"/>
-          </w:tcPr>
-          <w:p>
-            <w:r/>
-          </w:p>
-        </w:tc>
-      </w:tr>
-      <w:tr>
-        <w:tc>
-          <w:tcPr>
-            <w:tcW w:type="dxa" w:w="1521"/>
-          </w:tcPr>
-          <w:p>
-            <w:r>
-              <w:t>Google Workspace</w:t>
-            </w:r>
-          </w:p>
-        </w:tc>
-        <w:tc>
-          <w:tcPr>
-            <w:tcW w:type="dxa" w:w="2305"/>
-          </w:tcPr>
-          <w:p>
-            <w:r>
-              <w:t>Restricción de entrega del lado de Google (eje 3, P)</w:t>
-            </w:r>
-          </w:p>
-        </w:tc>
-        <w:tc>
-          <w:tcPr>
-            <w:tcW w:type="dxa" w:w="505"/>
-          </w:tcPr>
-          <w:p>
-            <w:r/>
-          </w:p>
-        </w:tc>
-        <w:tc>
-          <w:tcPr>
-            <w:tcW w:type="dxa" w:w="371"/>
-          </w:tcPr>
-          <w:p>
-            <w:r/>
-          </w:p>
-        </w:tc>
-        <w:tc>
-          <w:tcPr>
-            <w:tcW w:type="dxa" w:w="419"/>
-          </w:tcPr>
-          <w:p>
-            <w:r/>
-          </w:p>
-        </w:tc>
-        <w:tc>
-          <w:tcPr>
-            <w:tcW w:type="dxa" w:w="839"/>
-          </w:tcPr>
-          <w:p>
-            <w:r/>
-          </w:p>
-        </w:tc>
-        <w:tc>
-          <w:tcPr>
-            <w:tcW w:type="dxa" w:w="732"/>
-          </w:tcPr>
-          <w:p>
-            <w:r/>
-          </w:p>
-        </w:tc>
-        <w:tc>
-          <w:tcPr>
-            <w:tcW w:type="dxa" w:w="839"/>
-          </w:tcPr>
-          <w:p>
-            <w:r/>
-          </w:p>
-        </w:tc>
-        <w:tc>
-          <w:tcPr>
-            <w:tcW w:type="dxa" w:w="732"/>
-          </w:tcPr>
-          <w:p>
-            <w:r/>
-          </w:p>
-        </w:tc>
-        <w:tc>
-          <w:tcPr>
-            <w:tcW w:type="dxa" w:w="1081"/>
-          </w:tcPr>
-          <w:p>
-            <w:r/>
-          </w:p>
-        </w:tc>
-      </w:tr>
-      <w:tr>
-        <w:tc>
-          <w:tcPr>
-            <w:tcW w:type="dxa" w:w="1521"/>
-          </w:tcPr>
-          <w:p>
-            <w:r>
-              <w:t>Google Workspace</w:t>
-            </w:r>
-          </w:p>
-        </w:tc>
-        <w:tc>
-          <w:tcPr>
-            <w:tcW w:type="dxa" w:w="2305"/>
-          </w:tcPr>
-          <w:p>
-            <w:r>
-              <w:t>Revocación del lado de Google (responsabilidad de DSI)</w:t>
-            </w:r>
-          </w:p>
-        </w:tc>
-        <w:tc>
-          <w:tcPr>
-            <w:tcW w:type="dxa" w:w="505"/>
-          </w:tcPr>
-          <w:p>
-            <w:r/>
-          </w:p>
-        </w:tc>
-        <w:tc>
-          <w:tcPr>
-            <w:tcW w:type="dxa" w:w="371"/>
-          </w:tcPr>
-          <w:p>
-            <w:r/>
-          </w:p>
-        </w:tc>
-        <w:tc>
-          <w:tcPr>
-            <w:tcW w:type="dxa" w:w="419"/>
-          </w:tcPr>
-          <w:p>
-            <w:r/>
-          </w:p>
-        </w:tc>
-        <w:tc>
-          <w:tcPr>
-            <w:tcW w:type="dxa" w:w="839"/>
-          </w:tcPr>
-          <w:p>
-            <w:r/>
-          </w:p>
-        </w:tc>
-        <w:tc>
-          <w:tcPr>
-            <w:tcW w:type="dxa" w:w="732"/>
-          </w:tcPr>
-          <w:p>
-            <w:r/>
-          </w:p>
-        </w:tc>
-        <w:tc>
-          <w:tcPr>
-            <w:tcW w:type="dxa" w:w="839"/>
-          </w:tcPr>
-          <w:p>
-            <w:r/>
-          </w:p>
-        </w:tc>
-        <w:tc>
-          <w:tcPr>
-            <w:tcW w:type="dxa" w:w="732"/>
-          </w:tcPr>
-          <w:p>
-            <w:r/>
-          </w:p>
-        </w:tc>
-        <w:tc>
-          <w:tcPr>
-            <w:tcW w:type="dxa" w:w="1081"/>
-          </w:tcPr>
-          <w:p>
-            <w:r/>
-          </w:p>
-        </w:tc>
-      </w:tr>
-      <w:tr>
-        <w:tc>
-          <w:tcPr>
-            <w:tcW w:type="dxa" w:w="1521"/>
-          </w:tcPr>
-          <w:p>
-            <w:r>
-              <w:t>Google Workspace</w:t>
-            </w:r>
-          </w:p>
-        </w:tc>
-        <w:tc>
-          <w:tcPr>
-            <w:tcW w:type="dxa" w:w="2305"/>
-          </w:tcPr>
-          <w:p>
-            <w:r>
-              <w:t>Propiedad de los recursos (eje 5, I)</w:t>
-            </w:r>
-          </w:p>
-        </w:tc>
-        <w:tc>
-          <w:tcPr>
-            <w:tcW w:type="dxa" w:w="505"/>
-          </w:tcPr>
-          <w:p>
-            <w:r/>
-          </w:p>
-        </w:tc>
-        <w:tc>
-          <w:tcPr>
-            <w:tcW w:type="dxa" w:w="371"/>
-          </w:tcPr>
-          <w:p>
-            <w:r/>
-          </w:p>
-        </w:tc>
-        <w:tc>
-          <w:tcPr>
-            <w:tcW w:type="dxa" w:w="419"/>
-          </w:tcPr>
-          <w:p>
-            <w:r/>
-          </w:p>
-        </w:tc>
-        <w:tc>
-          <w:tcPr>
-            <w:tcW w:type="dxa" w:w="839"/>
-          </w:tcPr>
-          <w:p>
-            <w:r/>
-          </w:p>
-        </w:tc>
-        <w:tc>
-          <w:tcPr>
-            <w:tcW w:type="dxa" w:w="732"/>
-          </w:tcPr>
-          <w:p>
-            <w:r/>
-          </w:p>
-        </w:tc>
-        <w:tc>
-          <w:tcPr>
-            <w:tcW w:type="dxa" w:w="839"/>
-          </w:tcPr>
-          <w:p>
-            <w:r/>
-          </w:p>
-        </w:tc>
-        <w:tc>
-          <w:tcPr>
-            <w:tcW w:type="dxa" w:w="732"/>
-          </w:tcPr>
-          <w:p>
-            <w:r/>
-          </w:p>
-        </w:tc>
-        <w:tc>
-          <w:tcPr>
-            <w:tcW w:type="dxa" w:w="1081"/>
-          </w:tcPr>
-          <w:p>
-            <w:r/>
-          </w:p>
-        </w:tc>
-      </w:tr>
-      <w:tr>
-        <w:tc>
-          <w:tcPr>
-            <w:tcW w:type="dxa" w:w="1521"/>
-          </w:tcPr>
-          <w:p>
-            <w:r>
-              <w:t>Google Workspace</w:t>
-            </w:r>
-          </w:p>
-        </w:tc>
-        <w:tc>
-          <w:tcPr>
-            <w:tcW w:type="dxa" w:w="2305"/>
-          </w:tcPr>
-          <w:p>
-            <w:r>
-              <w:t>Respuesta a incidentes (eje 7, I)</w:t>
-            </w:r>
-          </w:p>
-        </w:tc>
-        <w:tc>
-          <w:tcPr>
-            <w:tcW w:type="dxa" w:w="505"/>
-          </w:tcPr>
-          <w:p>
-            <w:r/>
-          </w:p>
-        </w:tc>
-        <w:tc>
-          <w:tcPr>
-            <w:tcW w:type="dxa" w:w="371"/>
-          </w:tcPr>
-          <w:p>
-            <w:r/>
-          </w:p>
-        </w:tc>
-        <w:tc>
-          <w:tcPr>
-            <w:tcW w:type="dxa" w:w="419"/>
-          </w:tcPr>
-          <w:p>
-            <w:r/>
-          </w:p>
-        </w:tc>
-        <w:tc>
-          <w:tcPr>
-            <w:tcW w:type="dxa" w:w="839"/>
-          </w:tcPr>
-          <w:p>
-            <w:r/>
-          </w:p>
-        </w:tc>
-        <w:tc>
-          <w:tcPr>
-            <w:tcW w:type="dxa" w:w="732"/>
-          </w:tcPr>
-          <w:p>
-            <w:r/>
-          </w:p>
-        </w:tc>
-        <w:tc>
-          <w:tcPr>
-            <w:tcW w:type="dxa" w:w="839"/>
-          </w:tcPr>
-          <w:p>
-            <w:r/>
-          </w:p>
-        </w:tc>
-        <w:tc>
-          <w:tcPr>
-            <w:tcW w:type="dxa" w:w="732"/>
-          </w:tcPr>
-          <w:p>
-            <w:r/>
-          </w:p>
-        </w:tc>
-        <w:tc>
-          <w:tcPr>
-            <w:tcW w:type="dxa" w:w="1081"/>
-          </w:tcPr>
-          <w:p>
-            <w:r/>
-          </w:p>
-        </w:tc>
-      </w:tr>
-      <w:tr>
-        <w:tc>
-          <w:tcPr>
-            <w:tcW w:type="dxa" w:w="1521"/>
-          </w:tcPr>
-          <w:p>
-            <w:r>
-              <w:t>Google Workspace</w:t>
-            </w:r>
-          </w:p>
-        </w:tc>
-        <w:tc>
-          <w:tcPr>
-            <w:tcW w:type="dxa" w:w="2305"/>
-          </w:tcPr>
-          <w:p>
-            <w:r>
-              <w:t>Detección de modificaciones no autorizadas (eje 6, I)</w:t>
-            </w:r>
-          </w:p>
-        </w:tc>
-        <w:tc>
-          <w:tcPr>
-            <w:tcW w:type="dxa" w:w="505"/>
-          </w:tcPr>
-          <w:p>
-            <w:r/>
-          </w:p>
-        </w:tc>
-        <w:tc>
-          <w:tcPr>
-            <w:tcW w:type="dxa" w:w="371"/>
-          </w:tcPr>
-          <w:p>
-            <w:r/>
-          </w:p>
-        </w:tc>
-        <w:tc>
-          <w:tcPr>
-            <w:tcW w:type="dxa" w:w="419"/>
-          </w:tcPr>
-          <w:p>
-            <w:r/>
-          </w:p>
-        </w:tc>
-        <w:tc>
-          <w:tcPr>
-            <w:tcW w:type="dxa" w:w="839"/>
-          </w:tcPr>
-          <w:p>
-            <w:r/>
-          </w:p>
-        </w:tc>
-        <w:tc>
-          <w:tcPr>
-            <w:tcW w:type="dxa" w:w="732"/>
-          </w:tcPr>
-          <w:p>
-            <w:r/>
-          </w:p>
-        </w:tc>
-        <w:tc>
-          <w:tcPr>
-            <w:tcW w:type="dxa" w:w="839"/>
-          </w:tcPr>
-          <w:p>
-            <w:r/>
-          </w:p>
-        </w:tc>
-        <w:tc>
-          <w:tcPr>
-            <w:tcW w:type="dxa" w:w="732"/>
-          </w:tcPr>
-          <w:p>
-            <w:r/>
-          </w:p>
-        </w:tc>
-        <w:tc>
-          <w:tcPr>
-            <w:tcW w:type="dxa" w:w="1081"/>
-          </w:tcPr>
-          <w:p>
-            <w:r/>
-          </w:p>
-        </w:tc>
-      </w:tr>
-      <w:tr>
-        <w:tc>
-          <w:tcPr>
-            <w:tcW w:type="dxa" w:w="1521"/>
-          </w:tcPr>
-          <w:p>
-            <w:r>
-              <w:t>Google Workspace</w:t>
-            </w:r>
-          </w:p>
-        </w:tc>
-        <w:tc>
-          <w:tcPr>
-            <w:tcW w:type="dxa" w:w="2305"/>
-          </w:tcPr>
-          <w:p>
-            <w:r>
-              <w:t>Alerta automática de claves nuevas (eje 6, P)</w:t>
-            </w:r>
-          </w:p>
-        </w:tc>
-        <w:tc>
-          <w:tcPr>
-            <w:tcW w:type="dxa" w:w="505"/>
-          </w:tcPr>
-          <w:p>
-            <w:r/>
-          </w:p>
-        </w:tc>
-        <w:tc>
-          <w:tcPr>
-            <w:tcW w:type="dxa" w:w="371"/>
-          </w:tcPr>
-          <w:p>
-            <w:r/>
-          </w:p>
-        </w:tc>
-        <w:tc>
-          <w:tcPr>
-            <w:tcW w:type="dxa" w:w="419"/>
-          </w:tcPr>
-          <w:p>
-            <w:r/>
-          </w:p>
-        </w:tc>
-        <w:tc>
-          <w:tcPr>
-            <w:tcW w:type="dxa" w:w="839"/>
-          </w:tcPr>
-          <w:p>
-            <w:r/>
-          </w:p>
-        </w:tc>
-        <w:tc>
-          <w:tcPr>
-            <w:tcW w:type="dxa" w:w="732"/>
-          </w:tcPr>
-          <w:p>
-            <w:r/>
-          </w:p>
-        </w:tc>
-        <w:tc>
-          <w:tcPr>
-            <w:tcW w:type="dxa" w:w="839"/>
-          </w:tcPr>
-          <w:p>
-            <w:r/>
-          </w:p>
-        </w:tc>
-        <w:tc>
-          <w:tcPr>
-            <w:tcW w:type="dxa" w:w="732"/>
-          </w:tcPr>
-          <w:p>
-            <w:r/>
-          </w:p>
-        </w:tc>
-        <w:tc>
-          <w:tcPr>
-            <w:tcW w:type="dxa" w:w="1081"/>
-          </w:tcPr>
-          <w:p>
-            <w:r/>
-          </w:p>
-        </w:tc>
-      </w:tr>
-      <w:tr>
-        <w:tc>
-          <w:tcPr>
-            <w:tcW w:type="dxa" w:w="1521"/>
-          </w:tcPr>
-          <w:p>
-            <w:r>
-              <w:t>Sistema</w:t>
-            </w:r>
-          </w:p>
-        </w:tc>
-        <w:tc>
-          <w:tcPr>
-            <w:tcW w:type="dxa" w:w="2305"/>
-          </w:tcPr>
-          <w:p>
-            <w:r>
-              <w:t>NIST CSF como marco del sistema (declaración única)</w:t>
-            </w:r>
-          </w:p>
-        </w:tc>
-        <w:tc>
-          <w:tcPr>
-            <w:tcW w:type="dxa" w:w="505"/>
-          </w:tcPr>
-          <w:p>
-            <w:r/>
-          </w:p>
-        </w:tc>
-        <w:tc>
-          <w:tcPr>
-            <w:tcW w:type="dxa" w:w="371"/>
-          </w:tcPr>
-          <w:p>
-            <w:r/>
-          </w:p>
-        </w:tc>
-        <w:tc>
-          <w:tcPr>
-            <w:tcW w:type="dxa" w:w="419"/>
-          </w:tcPr>
-          <w:p>
-            <w:r/>
-          </w:p>
-        </w:tc>
-        <w:tc>
-          <w:tcPr>
-            <w:tcW w:type="dxa" w:w="839"/>
-          </w:tcPr>
-          <w:p>
-            <w:r/>
-          </w:p>
-        </w:tc>
-        <w:tc>
-          <w:tcPr>
-            <w:tcW w:type="dxa" w:w="732"/>
-          </w:tcPr>
-          <w:p>
-            <w:r/>
-          </w:p>
-        </w:tc>
-        <w:tc>
-          <w:tcPr>
-            <w:tcW w:type="dxa" w:w="839"/>
-          </w:tcPr>
-          <w:p>
-            <w:r/>
-          </w:p>
-        </w:tc>
-        <w:tc>
-          <w:tcPr>
-            <w:tcW w:type="dxa" w:w="732"/>
-          </w:tcPr>
-          <w:p>
-            <w:r/>
-          </w:p>
-        </w:tc>
-        <w:tc>
-          <w:tcPr>
-            <w:tcW w:type="dxa" w:w="1081"/>
-          </w:tcPr>
-          <w:p>
-            <w:r/>
-          </w:p>
-        </w:tc>
-      </w:tr>
-      <w:tr>
-        <w:tc>
-          <w:tcPr>
-            <w:tcW w:type="dxa" w:w="1521"/>
-          </w:tcPr>
-          <w:p>
-            <w:r>
-              <w:t>Sistema</w:t>
-            </w:r>
-          </w:p>
-        </w:tc>
-        <w:tc>
-          <w:tcPr>
-            <w:tcW w:type="dxa" w:w="2305"/>
-          </w:tcPr>
-          <w:p>
-            <w:r>
-              <w:t>Gestión de sesiones de usuarios humanos del agente</w:t>
-            </w:r>
-          </w:p>
-        </w:tc>
-        <w:tc>
-          <w:tcPr>
-            <w:tcW w:type="dxa" w:w="505"/>
-          </w:tcPr>
-          <w:p>
-            <w:r/>
-          </w:p>
-        </w:tc>
-        <w:tc>
-          <w:tcPr>
-            <w:tcW w:type="dxa" w:w="371"/>
-          </w:tcPr>
-          <w:p>
-            <w:r/>
-          </w:p>
-        </w:tc>
-        <w:tc>
-          <w:tcPr>
-            <w:tcW w:type="dxa" w:w="419"/>
-          </w:tcPr>
-          <w:p>
-            <w:r/>
-          </w:p>
-        </w:tc>
-        <w:tc>
-          <w:tcPr>
-            <w:tcW w:type="dxa" w:w="839"/>
-          </w:tcPr>
-          <w:p>
-            <w:r/>
-          </w:p>
-        </w:tc>
-        <w:tc>
-          <w:tcPr>
-            <w:tcW w:type="dxa" w:w="732"/>
-          </w:tcPr>
-          <w:p>
-            <w:r/>
-          </w:p>
-        </w:tc>
-        <w:tc>
-          <w:tcPr>
-            <w:tcW w:type="dxa" w:w="839"/>
-          </w:tcPr>
-          <w:p>
-            <w:r/>
-          </w:p>
-        </w:tc>
-        <w:tc>
-          <w:tcPr>
-            <w:tcW w:type="dxa" w:w="732"/>
-          </w:tcPr>
-          <w:p>
-            <w:r/>
-          </w:p>
-        </w:tc>
-        <w:tc>
-          <w:tcPr>
-            <w:tcW w:type="dxa" w:w="1081"/>
-          </w:tcPr>
-          <w:p>
-            <w:r/>
-          </w:p>
-        </w:tc>
-      </w:tr>
-      <w:tr>
-        <w:tc>
-          <w:tcPr>
-            <w:tcW w:type="dxa" w:w="1521"/>
-          </w:tcPr>
-          <w:p>
-            <w:r>
-              <w:t>Sistema</w:t>
-            </w:r>
-          </w:p>
-        </w:tc>
-        <w:tc>
-          <w:tcPr>
-            <w:tcW w:type="dxa" w:w="2305"/>
-          </w:tcPr>
-          <w:p>
-            <w:r>
-              <w:t>Perímetro de red y WAF</w:t>
-            </w:r>
-          </w:p>
-        </w:tc>
-        <w:tc>
-          <w:tcPr>
-            <w:tcW w:type="dxa" w:w="505"/>
-          </w:tcPr>
-          <w:p>
-            <w:r/>
-          </w:p>
-        </w:tc>
-        <w:tc>
-          <w:tcPr>
-            <w:tcW w:type="dxa" w:w="371"/>
-          </w:tcPr>
-          <w:p>
-            <w:r/>
-          </w:p>
-        </w:tc>
-        <w:tc>
-          <w:tcPr>
-            <w:tcW w:type="dxa" w:w="419"/>
-          </w:tcPr>
-          <w:p>
-            <w:r/>
-          </w:p>
-        </w:tc>
-        <w:tc>
-          <w:tcPr>
-            <w:tcW w:type="dxa" w:w="839"/>
-          </w:tcPr>
-          <w:p>
-            <w:r/>
-          </w:p>
-        </w:tc>
-        <w:tc>
-          <w:tcPr>
-            <w:tcW w:type="dxa" w:w="732"/>
-          </w:tcPr>
-          <w:p>
-            <w:r/>
-          </w:p>
-        </w:tc>
-        <w:tc>
-          <w:tcPr>
-            <w:tcW w:type="dxa" w:w="839"/>
-          </w:tcPr>
-          <w:p>
-            <w:r/>
-          </w:p>
-        </w:tc>
-        <w:tc>
-          <w:tcPr>
-            <w:tcW w:type="dxa" w:w="732"/>
-          </w:tcPr>
-          <w:p>
-            <w:r/>
-          </w:p>
-        </w:tc>
-        <w:tc>
-          <w:tcPr>
-            <w:tcW w:type="dxa" w:w="1081"/>
-          </w:tcPr>
-          <w:p>
-            <w:r/>
-          </w:p>
-        </w:tc>
-      </w:tr>
-      <w:tr>
-        <w:tc>
-          <w:tcPr>
-            <w:tcW w:type="dxa" w:w="1521"/>
-          </w:tcPr>
-          <w:p>
-            <w:r>
-              <w:t>Sistema</w:t>
-            </w:r>
-          </w:p>
-        </w:tc>
-        <w:tc>
-          <w:tcPr>
-            <w:tcW w:type="dxa" w:w="2305"/>
-          </w:tcPr>
-          <w:p>
-            <w:r>
-              <w:t>Secretos fuera del repo y del log</w:t>
-            </w:r>
-          </w:p>
-        </w:tc>
-        <w:tc>
-          <w:tcPr>
-            <w:tcW w:type="dxa" w:w="505"/>
-          </w:tcPr>
-          <w:p>
-            <w:r/>
-          </w:p>
-        </w:tc>
-        <w:tc>
-          <w:tcPr>
-            <w:tcW w:type="dxa" w:w="371"/>
-          </w:tcPr>
-          <w:p>
-            <w:r/>
-          </w:p>
-        </w:tc>
-        <w:tc>
-          <w:tcPr>
-            <w:tcW w:type="dxa" w:w="419"/>
-          </w:tcPr>
-          <w:p>
-            <w:r/>
-          </w:p>
-        </w:tc>
-        <w:tc>
-          <w:tcPr>
-            <w:tcW w:type="dxa" w:w="839"/>
-          </w:tcPr>
-          <w:p>
-            <w:r/>
-          </w:p>
-        </w:tc>
-        <w:tc>
-          <w:tcPr>
-            <w:tcW w:type="dxa" w:w="732"/>
-          </w:tcPr>
-          <w:p>
-            <w:r/>
-          </w:p>
-        </w:tc>
-        <w:tc>
-          <w:tcPr>
-            <w:tcW w:type="dxa" w:w="839"/>
-          </w:tcPr>
-          <w:p>
-            <w:r/>
-          </w:p>
-        </w:tc>
-        <w:tc>
-          <w:tcPr>
-            <w:tcW w:type="dxa" w:w="732"/>
-          </w:tcPr>
-          <w:p>
-            <w:r/>
-          </w:p>
-        </w:tc>
-        <w:tc>
-          <w:tcPr>
-            <w:tcW w:type="dxa" w:w="1081"/>
-          </w:tcPr>
-          <w:p>
-            <w:r/>
-          </w:p>
-        </w:tc>
-      </w:tr>
-      <w:tr>
-        <w:tc>
-          <w:tcPr>
-            <w:tcW w:type="dxa" w:w="1521"/>
-          </w:tcPr>
-          <w:p>
-            <w:r>
-              <w:t>Sistema</w:t>
-            </w:r>
-          </w:p>
-        </w:tc>
-        <w:tc>
-          <w:tcPr>
-            <w:tcW w:type="dxa" w:w="2305"/>
-          </w:tcPr>
-          <w:p>
-            <w:r>
-              <w:t>Respaldo sin cifrado del lado cliente</w:t>
-            </w:r>
-          </w:p>
-        </w:tc>
-        <w:tc>
-          <w:tcPr>
-            <w:tcW w:type="dxa" w:w="505"/>
-          </w:tcPr>
-          <w:p>
-            <w:r/>
-          </w:p>
-        </w:tc>
-        <w:tc>
-          <w:tcPr>
-            <w:tcW w:type="dxa" w:w="371"/>
-          </w:tcPr>
-          <w:p>
-            <w:r/>
-          </w:p>
-        </w:tc>
-        <w:tc>
-          <w:tcPr>
-            <w:tcW w:type="dxa" w:w="419"/>
-          </w:tcPr>
-          <w:p>
-            <w:r/>
-          </w:p>
-        </w:tc>
-        <w:tc>
-          <w:tcPr>
-            <w:tcW w:type="dxa" w:w="839"/>
-          </w:tcPr>
-          <w:p>
-            <w:r/>
-          </w:p>
-        </w:tc>
-        <w:tc>
-          <w:tcPr>
-            <w:tcW w:type="dxa" w:w="732"/>
-          </w:tcPr>
-          <w:p>
-            <w:r/>
-          </w:p>
-        </w:tc>
-        <w:tc>
-          <w:tcPr>
-            <w:tcW w:type="dxa" w:w="839"/>
-          </w:tcPr>
-          <w:p>
-            <w:r/>
-          </w:p>
-        </w:tc>
-        <w:tc>
-          <w:tcPr>
-            <w:tcW w:type="dxa" w:w="732"/>
-          </w:tcPr>
-          <w:p>
-            <w:r/>
-          </w:p>
-        </w:tc>
-        <w:tc>
-          <w:tcPr>
-            <w:tcW w:type="dxa" w:w="1081"/>
-          </w:tcPr>
-          <w:p>
-            <w:r/>
-          </w:p>
-        </w:tc>
-      </w:tr>
-      <w:tr>
-        <w:tc>
-          <w:tcPr>
-            <w:tcW w:type="dxa" w:w="1521"/>
-          </w:tcPr>
-          <w:p>
-            <w:r>
-              <w:t>Sistema</w:t>
-            </w:r>
-          </w:p>
-        </w:tc>
-        <w:tc>
-          <w:tcPr>
-            <w:tcW w:type="dxa" w:w="2305"/>
-          </w:tcPr>
-          <w:p>
-            <w:r>
-              <w:t>Cifrado en tránsito hacia el modelo local</w:t>
-            </w:r>
-          </w:p>
-        </w:tc>
-        <w:tc>
-          <w:tcPr>
-            <w:tcW w:type="dxa" w:w="505"/>
-          </w:tcPr>
-          <w:p>
-            <w:r/>
-          </w:p>
-        </w:tc>
-        <w:tc>
-          <w:tcPr>
-            <w:tcW w:type="dxa" w:w="371"/>
-          </w:tcPr>
-          <w:p>
-            <w:r/>
-          </w:p>
-        </w:tc>
-        <w:tc>
-          <w:tcPr>
-            <w:tcW w:type="dxa" w:w="419"/>
-          </w:tcPr>
-          <w:p>
-            <w:r/>
-          </w:p>
-        </w:tc>
-        <w:tc>
-          <w:tcPr>
-            <w:tcW w:type="dxa" w:w="839"/>
-          </w:tcPr>
-          <w:p>
-            <w:r/>
-          </w:p>
-        </w:tc>
-        <w:tc>
-          <w:tcPr>
-            <w:tcW w:type="dxa" w:w="732"/>
-          </w:tcPr>
-          <w:p>
-            <w:r/>
-          </w:p>
-        </w:tc>
-        <w:tc>
-          <w:tcPr>
-            <w:tcW w:type="dxa" w:w="839"/>
-          </w:tcPr>
-          <w:p>
-            <w:r/>
-          </w:p>
-        </w:tc>
-        <w:tc>
-          <w:tcPr>
-            <w:tcW w:type="dxa" w:w="732"/>
-          </w:tcPr>
-          <w:p>
-            <w:r/>
-          </w:p>
-        </w:tc>
-        <w:tc>
-          <w:tcPr>
-            <w:tcW w:type="dxa" w:w="1081"/>
-          </w:tcPr>
-          <w:p>
-            <w:r/>
-          </w:p>
-        </w:tc>
-      </w:tr>
-      <w:tr>
-        <w:tc>
-          <w:tcPr>
-            <w:tcW w:type="dxa" w:w="1521"/>
-          </w:tcPr>
-          <w:p>
-            <w:r>
-              <w:t>Sistema</w:t>
-            </w:r>
-          </w:p>
-        </w:tc>
-        <w:tc>
-          <w:tcPr>
-            <w:tcW w:type="dxa" w:w="2305"/>
-          </w:tcPr>
-          <w:p>
-            <w:r>
-              <w:t>Manifest de versión y arranque fail-closed</w:t>
-            </w:r>
-          </w:p>
-        </w:tc>
-        <w:tc>
-          <w:tcPr>
-            <w:tcW w:type="dxa" w:w="505"/>
-          </w:tcPr>
-          <w:p>
-            <w:r/>
-          </w:p>
-        </w:tc>
-        <w:tc>
-          <w:tcPr>
-            <w:tcW w:type="dxa" w:w="371"/>
-          </w:tcPr>
-          <w:p>
-            <w:r/>
-          </w:p>
-        </w:tc>
-        <w:tc>
-          <w:tcPr>
-            <w:tcW w:type="dxa" w:w="419"/>
-          </w:tcPr>
-          <w:p>
-            <w:r/>
-          </w:p>
-        </w:tc>
-        <w:tc>
-          <w:tcPr>
-            <w:tcW w:type="dxa" w:w="839"/>
-          </w:tcPr>
-          <w:p>
-            <w:r/>
-          </w:p>
-        </w:tc>
-        <w:tc>
-          <w:tcPr>
-            <w:tcW w:type="dxa" w:w="732"/>
-          </w:tcPr>
-          <w:p>
-            <w:r/>
-          </w:p>
-        </w:tc>
-        <w:tc>
-          <w:tcPr>
-            <w:tcW w:type="dxa" w:w="839"/>
-          </w:tcPr>
-          <w:p>
-            <w:r/>
-          </w:p>
-        </w:tc>
-        <w:tc>
-          <w:tcPr>
-            <w:tcW w:type="dxa" w:w="732"/>
-          </w:tcPr>
-          <w:p>
-            <w:r/>
-          </w:p>
-        </w:tc>
-        <w:tc>
-          <w:tcPr>
-            <w:tcW w:type="dxa" w:w="1081"/>
-          </w:tcPr>
-          <w:p>
-            <w:r/>
-          </w:p>
-        </w:tc>
-      </w:tr>
-      <w:tr>
-        <w:tc>
-          <w:tcPr>
-            <w:tcW w:type="dxa" w:w="1521"/>
-          </w:tcPr>
-          <w:p>
-            <w:r>
-              <w:t>Sistema</w:t>
-            </w:r>
-          </w:p>
-        </w:tc>
-        <w:tc>
-          <w:tcPr>
-            <w:tcW w:type="dxa" w:w="2305"/>
-          </w:tcPr>
-          <w:p>
-            <w:r>
-              <w:t>Lista cerrada de cuentas suplantables</w:t>
-            </w:r>
-          </w:p>
-        </w:tc>
-        <w:tc>
-          <w:tcPr>
-            <w:tcW w:type="dxa" w:w="505"/>
-          </w:tcPr>
-          <w:p>
-            <w:r/>
-          </w:p>
-        </w:tc>
-        <w:tc>
-          <w:tcPr>
-            <w:tcW w:type="dxa" w:w="371"/>
-          </w:tcPr>
-          <w:p>
-            <w:r/>
-          </w:p>
-        </w:tc>
-        <w:tc>
-          <w:tcPr>
-            <w:tcW w:type="dxa" w:w="419"/>
-          </w:tcPr>
-          <w:p>
-            <w:r/>
-          </w:p>
-        </w:tc>
-        <w:tc>
-          <w:tcPr>
-            <w:tcW w:type="dxa" w:w="839"/>
-          </w:tcPr>
-          <w:p>
-            <w:r/>
-          </w:p>
-        </w:tc>
-        <w:tc>
-          <w:tcPr>
-            <w:tcW w:type="dxa" w:w="732"/>
-          </w:tcPr>
-          <w:p>
-            <w:r/>
-          </w:p>
-        </w:tc>
-        <w:tc>
-          <w:tcPr>
-            <w:tcW w:type="dxa" w:w="839"/>
-          </w:tcPr>
-          <w:p>
-            <w:r/>
-          </w:p>
-        </w:tc>
-        <w:tc>
-          <w:tcPr>
-            <w:tcW w:type="dxa" w:w="732"/>
-          </w:tcPr>
-          <w:p>
-            <w:r/>
-          </w:p>
-        </w:tc>
-        <w:tc>
-          <w:tcPr>
-            <w:tcW w:type="dxa" w:w="1081"/>
-          </w:tcPr>
-          <w:p>
-            <w:r/>
-          </w:p>
-        </w:tc>
-      </w:tr>
-      <w:tr>
-        <w:tc>
-          <w:tcPr>
-            <w:tcW w:type="dxa" w:w="1521"/>
-          </w:tcPr>
-          <w:p>
-            <w:r>
-              <w:t>Sistema</w:t>
-            </w:r>
-          </w:p>
-        </w:tc>
-        <w:tc>
-          <w:tcPr>
-            <w:tcW w:type="dxa" w:w="2305"/>
-          </w:tcPr>
-          <w:p>
-            <w:r>
-              <w:t>Registro y aviso de cambios de configuración por entorno</w:t>
-            </w:r>
-          </w:p>
-        </w:tc>
-        <w:tc>
-          <w:tcPr>
-            <w:tcW w:type="dxa" w:w="505"/>
-          </w:tcPr>
-          <w:p>
-            <w:r/>
-          </w:p>
-        </w:tc>
-        <w:tc>
-          <w:tcPr>
-            <w:tcW w:type="dxa" w:w="371"/>
-          </w:tcPr>
-          <w:p>
-            <w:r/>
-          </w:p>
-        </w:tc>
-        <w:tc>
-          <w:tcPr>
-            <w:tcW w:type="dxa" w:w="419"/>
-          </w:tcPr>
-          <w:p>
-            <w:r/>
-          </w:p>
-        </w:tc>
-        <w:tc>
-          <w:tcPr>
-            <w:tcW w:type="dxa" w:w="839"/>
-          </w:tcPr>
-          <w:p>
-            <w:r/>
-          </w:p>
-        </w:tc>
-        <w:tc>
-          <w:tcPr>
-            <w:tcW w:type="dxa" w:w="732"/>
-          </w:tcPr>
-          <w:p>
-            <w:r/>
-          </w:p>
-        </w:tc>
-        <w:tc>
-          <w:tcPr>
-            <w:tcW w:type="dxa" w:w="839"/>
-          </w:tcPr>
-          <w:p>
-            <w:r/>
-          </w:p>
-        </w:tc>
-        <w:tc>
-          <w:tcPr>
-            <w:tcW w:type="dxa" w:w="732"/>
-          </w:tcPr>
-          <w:p>
-            <w:r/>
-          </w:p>
-        </w:tc>
-        <w:tc>
-          <w:tcPr>
-            <w:tcW w:type="dxa" w:w="1081"/>
-          </w:tcPr>
-          <w:p>
-            <w:r/>
-          </w:p>
-        </w:tc>
-      </w:tr>
-      <w:tr>
-        <w:tc>
-          <w:tcPr>
-            <w:tcW w:type="dxa" w:w="1521"/>
-          </w:tcPr>
-          <w:p>
-            <w:r>
-              <w:t>Sistema</w:t>
-            </w:r>
-          </w:p>
-        </w:tc>
-        <w:tc>
-          <w:tcPr>
-            <w:tcW w:type="dxa" w:w="2305"/>
-          </w:tcPr>
-          <w:p>
-            <w:r>
               <w:t>Control de cambios: CI, cobertura y linter</w:t>
-            </w:r>
-          </w:p>
-        </w:tc>
-        <w:tc>
-          <w:tcPr>
-            <w:tcW w:type="dxa" w:w="505"/>
-          </w:tcPr>
-          <w:p>
-            <w:r/>
-          </w:p>
-        </w:tc>
-        <w:tc>
-          <w:tcPr>
-            <w:tcW w:type="dxa" w:w="371"/>
-          </w:tcPr>
-          <w:p>
-            <w:r/>
-          </w:p>
-        </w:tc>
-        <w:tc>
-          <w:tcPr>
-            <w:tcW w:type="dxa" w:w="419"/>
-          </w:tcPr>
-          <w:p>
-            <w:r/>
-          </w:p>
-        </w:tc>
-        <w:tc>
-          <w:tcPr>
-            <w:tcW w:type="dxa" w:w="839"/>
-          </w:tcPr>
-          <w:p>
-            <w:r/>
-          </w:p>
-        </w:tc>
-        <w:tc>
-          <w:tcPr>
-            <w:tcW w:type="dxa" w:w="732"/>
-          </w:tcPr>
-          <w:p>
-            <w:r/>
-          </w:p>
-        </w:tc>
-        <w:tc>
-          <w:tcPr>
-            <w:tcW w:type="dxa" w:w="839"/>
-          </w:tcPr>
-          <w:p>
-            <w:r/>
-          </w:p>
-        </w:tc>
-        <w:tc>
-          <w:tcPr>
-            <w:tcW w:type="dxa" w:w="732"/>
-          </w:tcPr>
-          <w:p>
-            <w:r/>
-          </w:p>
-        </w:tc>
-        <w:tc>
-          <w:tcPr>
-            <w:tcW w:type="dxa" w:w="1081"/>
-          </w:tcPr>
-          <w:p>
-            <w:r/>
-          </w:p>
-        </w:tc>
-      </w:tr>
-      <w:tr>
-        <w:tc>
-          <w:tcPr>
-            <w:tcW w:type="dxa" w:w="1521"/>
-          </w:tcPr>
-          <w:p>
-            <w:r>
-              <w:t>Sistema</w:t>
-            </w:r>
-          </w:p>
-        </w:tc>
-        <w:tc>
-          <w:tcPr>
-            <w:tcW w:type="dxa" w:w="2305"/>
-          </w:tcPr>
-          <w:p>
-            <w:r>
-              <w:t>Protección de la rama `main` y plantilla de PR</w:t>
-            </w:r>
-          </w:p>
-        </w:tc>
-        <w:tc>
-          <w:tcPr>
-            <w:tcW w:type="dxa" w:w="505"/>
-          </w:tcPr>
-          <w:p>
-            <w:r/>
-          </w:p>
-        </w:tc>
-        <w:tc>
-          <w:tcPr>
-            <w:tcW w:type="dxa" w:w="371"/>
-          </w:tcPr>
-          <w:p>
-            <w:r/>
-          </w:p>
-        </w:tc>
-        <w:tc>
-          <w:tcPr>
-            <w:tcW w:type="dxa" w:w="419"/>
-          </w:tcPr>
-          <w:p>
-            <w:r/>
-          </w:p>
-        </w:tc>
-        <w:tc>
-          <w:tcPr>
-            <w:tcW w:type="dxa" w:w="839"/>
-          </w:tcPr>
-          <w:p>
-            <w:r/>
-          </w:p>
-        </w:tc>
-        <w:tc>
-          <w:tcPr>
-            <w:tcW w:type="dxa" w:w="732"/>
-          </w:tcPr>
-          <w:p>
-            <w:r/>
-          </w:p>
-        </w:tc>
-        <w:tc>
-          <w:tcPr>
-            <w:tcW w:type="dxa" w:w="839"/>
-          </w:tcPr>
-          <w:p>
-            <w:r/>
-          </w:p>
-        </w:tc>
-        <w:tc>
-          <w:tcPr>
-            <w:tcW w:type="dxa" w:w="732"/>
-          </w:tcPr>
-          <w:p>
-            <w:r/>
-          </w:p>
-        </w:tc>
-        <w:tc>
-          <w:tcPr>
-            <w:tcW w:type="dxa" w:w="1081"/>
-          </w:tcPr>
-          <w:p>
-            <w:r/>
-          </w:p>
-        </w:tc>
-      </w:tr>
-      <w:tr>
-        <w:tc>
-          <w:tcPr>
-            <w:tcW w:type="dxa" w:w="1521"/>
-          </w:tcPr>
-          <w:p>
-            <w:r>
-              <w:t>Sistema</w:t>
-            </w:r>
-          </w:p>
-        </w:tc>
-        <w:tc>
-          <w:tcPr>
-            <w:tcW w:type="dxa" w:w="2305"/>
-          </w:tcPr>
-          <w:p>
-            <w:r>
-              <w:t>Manifest del inventario y foto de los anexos</w:t>
-            </w:r>
-          </w:p>
-        </w:tc>
-        <w:tc>
-          <w:tcPr>
-            <w:tcW w:type="dxa" w:w="505"/>
-          </w:tcPr>
-          <w:p>
-            <w:r/>
-          </w:p>
-        </w:tc>
-        <w:tc>
-          <w:tcPr>
-            <w:tcW w:type="dxa" w:w="371"/>
-          </w:tcPr>
-          <w:p>
-            <w:r/>
-          </w:p>
-        </w:tc>
-        <w:tc>
-          <w:tcPr>
-            <w:tcW w:type="dxa" w:w="419"/>
-          </w:tcPr>
-          <w:p>
-            <w:r/>
-          </w:p>
-        </w:tc>
-        <w:tc>
-          <w:tcPr>
-            <w:tcW w:type="dxa" w:w="839"/>
-          </w:tcPr>
-          <w:p>
-            <w:r/>
-          </w:p>
-        </w:tc>
-        <w:tc>
-          <w:tcPr>
-            <w:tcW w:type="dxa" w:w="732"/>
-          </w:tcPr>
-          <w:p>
-            <w:r/>
-          </w:p>
-        </w:tc>
-        <w:tc>
-          <w:tcPr>
-            <w:tcW w:type="dxa" w:w="839"/>
-          </w:tcPr>
-          <w:p>
-            <w:r/>
-          </w:p>
-        </w:tc>
-        <w:tc>
-          <w:tcPr>
-            <w:tcW w:type="dxa" w:w="732"/>
-          </w:tcPr>
-          <w:p>
-            <w:r/>
-          </w:p>
-        </w:tc>
-        <w:tc>
-          <w:tcPr>
-            <w:tcW w:type="dxa" w:w="1081"/>
-          </w:tcPr>
-          <w:p>
-            <w:r/>
-          </w:p>
-        </w:tc>
-      </w:tr>
-      <w:tr>
-        <w:tc>
-          <w:tcPr>
-            <w:tcW w:type="dxa" w:w="1521"/>
-          </w:tcPr>
-          <w:p>
-            <w:r>
-              <w:t>Sistema</w:t>
-            </w:r>
-          </w:p>
-        </w:tc>
-        <w:tc>
-          <w:tcPr>
-            <w:tcW w:type="dxa" w:w="2305"/>
-          </w:tcPr>
-          <w:p>
-            <w:r>
-              <w:t>Sin detección de anomalías del lado del agente</w:t>
-            </w:r>
-          </w:p>
-        </w:tc>
-        <w:tc>
-          <w:tcPr>
-            <w:tcW w:type="dxa" w:w="505"/>
-          </w:tcPr>
-          <w:p>
-            <w:r/>
-          </w:p>
-        </w:tc>
-        <w:tc>
-          <w:tcPr>
-            <w:tcW w:type="dxa" w:w="371"/>
-          </w:tcPr>
-          <w:p>
-            <w:r/>
-          </w:p>
-        </w:tc>
-        <w:tc>
-          <w:tcPr>
-            <w:tcW w:type="dxa" w:w="419"/>
-          </w:tcPr>
-          <w:p>
-            <w:r/>
-          </w:p>
-        </w:tc>
-        <w:tc>
-          <w:tcPr>
-            <w:tcW w:type="dxa" w:w="839"/>
-          </w:tcPr>
-          <w:p>
-            <w:r/>
-          </w:p>
-        </w:tc>
-        <w:tc>
-          <w:tcPr>
-            <w:tcW w:type="dxa" w:w="732"/>
-          </w:tcPr>
-          <w:p>
-            <w:r/>
-          </w:p>
-        </w:tc>
-        <w:tc>
-          <w:tcPr>
-            <w:tcW w:type="dxa" w:w="839"/>
-          </w:tcPr>
-          <w:p>
-            <w:r/>
-          </w:p>
-        </w:tc>
-        <w:tc>
-          <w:tcPr>
-            <w:tcW w:type="dxa" w:w="732"/>
-          </w:tcPr>
-          <w:p>
-            <w:r/>
-          </w:p>
-        </w:tc>
-        <w:tc>
-          <w:tcPr>
-            <w:tcW w:type="dxa" w:w="1081"/>
-          </w:tcPr>
-          <w:p>
-            <w:r/>
-          </w:p>
-        </w:tc>
-      </w:tr>
-      <w:tr>
-        <w:tc>
-          <w:tcPr>
-            <w:tcW w:type="dxa" w:w="1521"/>
-          </w:tcPr>
-          <w:p>
-            <w:r>
-              <w:t>Sistema</w:t>
-            </w:r>
-          </w:p>
-        </w:tc>
-        <w:tc>
-          <w:tcPr>
-            <w:tcW w:type="dxa" w:w="2305"/>
-          </w:tcPr>
-          <w:p>
-            <w:r>
-              <w:t>Sin límite de tasa (rate limiting)</w:t>
-            </w:r>
-          </w:p>
-        </w:tc>
-        <w:tc>
-          <w:tcPr>
-            <w:tcW w:type="dxa" w:w="505"/>
-          </w:tcPr>
-          <w:p>
-            <w:r/>
-          </w:p>
-        </w:tc>
-        <w:tc>
-          <w:tcPr>
-            <w:tcW w:type="dxa" w:w="371"/>
-          </w:tcPr>
-          <w:p>
-            <w:r/>
-          </w:p>
-        </w:tc>
-        <w:tc>
-          <w:tcPr>
-            <w:tcW w:type="dxa" w:w="419"/>
-          </w:tcPr>
-          <w:p>
-            <w:r/>
-          </w:p>
-        </w:tc>
-        <w:tc>
-          <w:tcPr>
-            <w:tcW w:type="dxa" w:w="839"/>
-          </w:tcPr>
-          <w:p>
-            <w:r/>
-          </w:p>
-        </w:tc>
-        <w:tc>
-          <w:tcPr>
-            <w:tcW w:type="dxa" w:w="732"/>
-          </w:tcPr>
-          <w:p>
-            <w:r/>
-          </w:p>
-        </w:tc>
-        <w:tc>
-          <w:tcPr>
-            <w:tcW w:type="dxa" w:w="839"/>
-          </w:tcPr>
-          <w:p>
-            <w:r/>
-          </w:p>
-        </w:tc>
-        <w:tc>
-          <w:tcPr>
-            <w:tcW w:type="dxa" w:w="732"/>
-          </w:tcPr>
-          <w:p>
-            <w:r/>
-          </w:p>
-        </w:tc>
-        <w:tc>
-          <w:tcPr>
-            <w:tcW w:type="dxa" w:w="1081"/>
-          </w:tcPr>
-          <w:p>
-            <w:r/>
-          </w:p>
-        </w:tc>
-      </w:tr>
-      <w:tr>
-        <w:tc>
-          <w:tcPr>
-            <w:tcW w:type="dxa" w:w="1521"/>
-          </w:tcPr>
-          <w:p>
-            <w:r>
-              <w:t>Sistema</w:t>
-            </w:r>
-          </w:p>
-        </w:tc>
-        <w:tc>
-          <w:tcPr>
-            <w:tcW w:type="dxa" w:w="2305"/>
-          </w:tcPr>
-          <w:p>
-            <w:r>
-              <w:t>Sin colector externo de logs ni cadena de eventos con integridad</w:t>
-            </w:r>
-          </w:p>
-        </w:tc>
-        <w:tc>
-          <w:tcPr>
-            <w:tcW w:type="dxa" w:w="505"/>
-          </w:tcPr>
-          <w:p>
-            <w:r/>
-          </w:p>
-        </w:tc>
-        <w:tc>
-          <w:tcPr>
-            <w:tcW w:type="dxa" w:w="371"/>
-          </w:tcPr>
-          <w:p>
-            <w:r/>
-          </w:p>
-        </w:tc>
-        <w:tc>
-          <w:tcPr>
-            <w:tcW w:type="dxa" w:w="419"/>
-          </w:tcPr>
-          <w:p>
-            <w:r/>
-          </w:p>
-        </w:tc>
-        <w:tc>
-          <w:tcPr>
-            <w:tcW w:type="dxa" w:w="839"/>
-          </w:tcPr>
-          <w:p>
-            <w:r/>
-          </w:p>
-        </w:tc>
-        <w:tc>
-          <w:tcPr>
-            <w:tcW w:type="dxa" w:w="732"/>
-          </w:tcPr>
-          <w:p>
-            <w:r/>
-          </w:p>
-        </w:tc>
-        <w:tc>
-          <w:tcPr>
-            <w:tcW w:type="dxa" w:w="839"/>
-          </w:tcPr>
-          <w:p>
-            <w:r/>
-          </w:p>
-        </w:tc>
-        <w:tc>
-          <w:tcPr>
-            <w:tcW w:type="dxa" w:w="732"/>
-          </w:tcPr>
-          <w:p>
-            <w:r/>
-          </w:p>
-        </w:tc>
-        <w:tc>
-          <w:tcPr>
-            <w:tcW w:type="dxa" w:w="1081"/>
-          </w:tcPr>
-          <w:p>
-            <w:r/>
-          </w:p>
-        </w:tc>
-      </w:tr>
-      <w:tr>
-        <w:tc>
-          <w:tcPr>
-            <w:tcW w:type="dxa" w:w="1521"/>
-          </w:tcPr>
-          <w:p>
-            <w:r>
-              <w:t>Sistema</w:t>
-            </w:r>
-          </w:p>
-        </w:tc>
-        <w:tc>
-          <w:tcPr>
-            <w:tcW w:type="dxa" w:w="2305"/>
-          </w:tcPr>
-          <w:p>
-            <w:r>
-              <w:t>Sin límites de recursos del proceso</w:t>
-            </w:r>
-          </w:p>
-        </w:tc>
-        <w:tc>
-          <w:tcPr>
-            <w:tcW w:type="dxa" w:w="505"/>
-          </w:tcPr>
-          <w:p>
-            <w:r/>
-          </w:p>
-        </w:tc>
-        <w:tc>
-          <w:tcPr>
-            <w:tcW w:type="dxa" w:w="371"/>
-          </w:tcPr>
-          <w:p>
-            <w:r/>
-          </w:p>
-        </w:tc>
-        <w:tc>
-          <w:tcPr>
-            <w:tcW w:type="dxa" w:w="419"/>
-          </w:tcPr>
-          <w:p>
-            <w:r/>
-          </w:p>
-        </w:tc>
-        <w:tc>
-          <w:tcPr>
-            <w:tcW w:type="dxa" w:w="839"/>
-          </w:tcPr>
-          <w:p>
-            <w:r/>
-          </w:p>
-        </w:tc>
-        <w:tc>
-          <w:tcPr>
-            <w:tcW w:type="dxa" w:w="732"/>
-          </w:tcPr>
-          <w:p>
-            <w:r/>
-          </w:p>
-        </w:tc>
-        <w:tc>
-          <w:tcPr>
-            <w:tcW w:type="dxa" w:w="839"/>
-          </w:tcPr>
-          <w:p>
-            <w:r/>
-          </w:p>
-        </w:tc>
-        <w:tc>
-          <w:tcPr>
-            <w:tcW w:type="dxa" w:w="732"/>
-          </w:tcPr>
-          <w:p>
-            <w:r/>
-          </w:p>
-        </w:tc>
-        <w:tc>
-          <w:tcPr>
-            <w:tcW w:type="dxa" w:w="1081"/>
-          </w:tcPr>
-          <w:p>
-            <w:r/>
-          </w:p>
-        </w:tc>
-      </w:tr>
-      <w:tr>
-        <w:tc>
-          <w:tcPr>
-            <w:tcW w:type="dxa" w:w="1521"/>
-          </w:tcPr>
-          <w:p>
-            <w:r>
-              <w:t>Sistema</w:t>
-            </w:r>
-          </w:p>
-        </w:tc>
-        <w:tc>
-          <w:tcPr>
-            <w:tcW w:type="dxa" w:w="2305"/>
-          </w:tcPr>
-          <w:p>
-            <w:r>
-              <w:t>Sin aislamiento de ejecución del modelo</w:t>
-            </w:r>
-          </w:p>
-        </w:tc>
-        <w:tc>
-          <w:tcPr>
-            <w:tcW w:type="dxa" w:w="505"/>
-          </w:tcPr>
-          <w:p>
-            <w:r/>
-          </w:p>
-        </w:tc>
-        <w:tc>
-          <w:tcPr>
-            <w:tcW w:type="dxa" w:w="371"/>
-          </w:tcPr>
-          <w:p>
-            <w:r/>
-          </w:p>
-        </w:tc>
-        <w:tc>
-          <w:tcPr>
-            <w:tcW w:type="dxa" w:w="419"/>
-          </w:tcPr>
-          <w:p>
-            <w:r/>
-          </w:p>
-        </w:tc>
-        <w:tc>
-          <w:tcPr>
-            <w:tcW w:type="dxa" w:w="839"/>
-          </w:tcPr>
-          <w:p>
-            <w:r/>
-          </w:p>
-        </w:tc>
-        <w:tc>
-          <w:tcPr>
-            <w:tcW w:type="dxa" w:w="732"/>
-          </w:tcPr>
-          <w:p>
-            <w:r/>
-          </w:p>
-        </w:tc>
-        <w:tc>
-          <w:tcPr>
-            <w:tcW w:type="dxa" w:w="839"/>
-          </w:tcPr>
-          <w:p>
-            <w:r/>
-          </w:p>
-        </w:tc>
-        <w:tc>
-          <w:tcPr>
-            <w:tcW w:type="dxa" w:w="732"/>
-          </w:tcPr>
-          <w:p>
-            <w:r/>
-          </w:p>
-        </w:tc>
-        <w:tc>
-          <w:tcPr>
-            <w:tcW w:type="dxa" w:w="1081"/>
-          </w:tcPr>
-          <w:p>
-            <w:r/>
-          </w:p>
-        </w:tc>
-      </w:tr>
-      <w:tr>
-        <w:tc>
-          <w:tcPr>
-            <w:tcW w:type="dxa" w:w="1521"/>
-          </w:tcPr>
-          <w:p>
-            <w:r>
-              <w:t>Sistema</w:t>
-            </w:r>
-          </w:p>
-        </w:tc>
-        <w:tc>
-          <w:tcPr>
-            <w:tcW w:type="dxa" w:w="2305"/>
-          </w:tcPr>
-          <w:p>
-            <w:r>
-              <w:t>Sin secret scanning automatizado</w:t>
-            </w:r>
-          </w:p>
-        </w:tc>
-        <w:tc>
-          <w:tcPr>
-            <w:tcW w:type="dxa" w:w="505"/>
-          </w:tcPr>
-          <w:p>
-            <w:r/>
-          </w:p>
-        </w:tc>
-        <w:tc>
-          <w:tcPr>
-            <w:tcW w:type="dxa" w:w="371"/>
-          </w:tcPr>
-          <w:p>
-            <w:r/>
-          </w:p>
-        </w:tc>
-        <w:tc>
-          <w:tcPr>
-            <w:tcW w:type="dxa" w:w="419"/>
-          </w:tcPr>
-          <w:p>
-            <w:r/>
-          </w:p>
-        </w:tc>
-        <w:tc>
-          <w:tcPr>
-            <w:tcW w:type="dxa" w:w="839"/>
-          </w:tcPr>
-          <w:p>
-            <w:r/>
-          </w:p>
-        </w:tc>
-        <w:tc>
-          <w:tcPr>
-            <w:tcW w:type="dxa" w:w="732"/>
-          </w:tcPr>
-          <w:p>
-            <w:r/>
-          </w:p>
-        </w:tc>
-        <w:tc>
-          <w:tcPr>
-            <w:tcW w:type="dxa" w:w="839"/>
-          </w:tcPr>
-          <w:p>
-            <w:r/>
-          </w:p>
-        </w:tc>
-        <w:tc>
-          <w:tcPr>
-            <w:tcW w:type="dxa" w:w="732"/>
-          </w:tcPr>
-          <w:p>
-            <w:r/>
-          </w:p>
-        </w:tc>
-        <w:tc>
-          <w:tcPr>
-            <w:tcW w:type="dxa" w:w="1081"/>
-          </w:tcPr>
-          <w:p>
-            <w:r/>
-          </w:p>
-        </w:tc>
-      </w:tr>
-      <w:tr>
-        <w:tc>
-          <w:tcPr>
-            <w:tcW w:type="dxa" w:w="1521"/>
-          </w:tcPr>
-          <w:p>
-            <w:r>
-              <w:t>Sistema</w:t>
-            </w:r>
-          </w:p>
-        </w:tc>
-        <w:tc>
-          <w:tcPr>
-            <w:tcW w:type="dxa" w:w="2305"/>
-          </w:tcPr>
-          <w:p>
-            <w:r>
-              <w:t>Sin auditoría de dependencias (SCA)</w:t>
-            </w:r>
-          </w:p>
-        </w:tc>
-        <w:tc>
-          <w:tcPr>
-            <w:tcW w:type="dxa" w:w="505"/>
-          </w:tcPr>
-          <w:p>
-            <w:r/>
-          </w:p>
-        </w:tc>
-        <w:tc>
-          <w:tcPr>
-            <w:tcW w:type="dxa" w:w="371"/>
-          </w:tcPr>
-          <w:p>
-            <w:r/>
-          </w:p>
-        </w:tc>
-        <w:tc>
-          <w:tcPr>
-            <w:tcW w:type="dxa" w:w="419"/>
-          </w:tcPr>
-          <w:p>
-            <w:r/>
-          </w:p>
-        </w:tc>
-        <w:tc>
-          <w:tcPr>
-            <w:tcW w:type="dxa" w:w="839"/>
-          </w:tcPr>
-          <w:p>
-            <w:r/>
-          </w:p>
-        </w:tc>
-        <w:tc>
-          <w:tcPr>
-            <w:tcW w:type="dxa" w:w="732"/>
-          </w:tcPr>
-          <w:p>
-            <w:r/>
-          </w:p>
-        </w:tc>
-        <w:tc>
-          <w:tcPr>
-            <w:tcW w:type="dxa" w:w="839"/>
-          </w:tcPr>
-          <w:p>
-            <w:r/>
-          </w:p>
-        </w:tc>
-        <w:tc>
-          <w:tcPr>
-            <w:tcW w:type="dxa" w:w="732"/>
-          </w:tcPr>
-          <w:p>
-            <w:r/>
-          </w:p>
-        </w:tc>
-        <w:tc>
-          <w:tcPr>
-            <w:tcW w:type="dxa" w:w="1081"/>
-          </w:tcPr>
-          <w:p>
-            <w:r/>
-          </w:p>
-        </w:tc>
-      </w:tr>
-      <w:tr>
-        <w:tc>
-          <w:tcPr>
-            <w:tcW w:type="dxa" w:w="1521"/>
-          </w:tcPr>
-          <w:p>
-            <w:r>
-              <w:t>Sistema</w:t>
-            </w:r>
-          </w:p>
-        </w:tc>
-        <w:tc>
-          <w:tcPr>
-            <w:tcW w:type="dxa" w:w="2305"/>
-          </w:tcPr>
-          <w:p>
-            <w:r>
-              <w:t>Calidad de datos de las entradas (ISO 25012)</w:t>
-            </w:r>
-          </w:p>
-        </w:tc>
-        <w:tc>
-          <w:tcPr>
-            <w:tcW w:type="dxa" w:w="505"/>
-          </w:tcPr>
-          <w:p>
-            <w:r/>
-          </w:p>
-        </w:tc>
-        <w:tc>
-          <w:tcPr>
-            <w:tcW w:type="dxa" w:w="371"/>
-          </w:tcPr>
-          <w:p>
-            <w:r/>
-          </w:p>
-        </w:tc>
-        <w:tc>
-          <w:tcPr>
-            <w:tcW w:type="dxa" w:w="419"/>
-          </w:tcPr>
-          <w:p>
-            <w:r/>
-          </w:p>
-        </w:tc>
-        <w:tc>
-          <w:tcPr>
-            <w:tcW w:type="dxa" w:w="839"/>
-          </w:tcPr>
-          <w:p>
-            <w:r/>
-          </w:p>
-        </w:tc>
-        <w:tc>
-          <w:tcPr>
-            <w:tcW w:type="dxa" w:w="732"/>
-          </w:tcPr>
-          <w:p>
-            <w:r/>
-          </w:p>
-        </w:tc>
-        <w:tc>
-          <w:tcPr>
-            <w:tcW w:type="dxa" w:w="839"/>
-          </w:tcPr>
-          <w:p>
-            <w:r/>
-          </w:p>
-        </w:tc>
-        <w:tc>
-          <w:tcPr>
-            <w:tcW w:type="dxa" w:w="732"/>
-          </w:tcPr>
-          <w:p>
-            <w:r/>
-          </w:p>
-        </w:tc>
-        <w:tc>
-          <w:tcPr>
-            <w:tcW w:type="dxa" w:w="1081"/>
-          </w:tcPr>
-          <w:p>
-            <w:r/>
-          </w:p>
-        </w:tc>
-      </w:tr>
-      <w:tr>
-        <w:tc>
-          <w:tcPr>
-            <w:tcW w:type="dxa" w:w="1521"/>
-          </w:tcPr>
-          <w:p>
-            <w:r>
-              <w:t>Sistema</w:t>
-            </w:r>
-          </w:p>
-        </w:tc>
-        <w:tc>
-          <w:tcPr>
-            <w:tcW w:type="dxa" w:w="2305"/>
-          </w:tcPr>
-          <w:p>
-            <w:r>
-              <w:t>Host de demostración D3</w:t>
             </w:r>
           </w:p>
         </w:tc>
